--- a/DPJ_Lab02_TechnicalDocument.docx
+++ b/DPJ_Lab02_TechnicalDocument.docx
@@ -28,19 +28,38 @@
       <w:pPr>
         <w:spacing w:after="400" w:lineRule="auto"/>
         <w:jc w:val="center"/>
-        <w:rPr/>
-      </w:pPr>
-      <w:r>
         <w:rPr>
           <w:i w:val="1"/>
           <w:iCs w:val="1"/>
           <w:color w:val="5b9bd5"/>
           <w:sz w:val="26"/>
           <w:szCs w:val="26"/>
+        </w:rPr>
+      </w:pPr>
+      <w:r>
+        <w:rPr>
+          <w:i w:val="1"/>
+          <w:iCs w:val="1"/>
+          <w:color w:val="5b9bd5"/>
+          <w:sz w:val="26"/>
+          <w:szCs w:val="26"/>
           <w:rtl w:val="0"/>
         </w:rPr>
         <w:t xml:space="preserve">Technical Document – Animations with Code</w:t>
       </w:r>
+    </w:p>
+    <w:p>
+      <w:pPr>
+        <w:spacing w:after="400" w:lineRule="auto"/>
+        <w:jc w:val="center"/>
+        <w:rPr>
+          <w:i w:val="1"/>
+          <w:iCs w:val="1"/>
+          <w:color w:val="5b9bd5"/>
+          <w:sz w:val="26"/>
+          <w:szCs w:val="26"/>
+        </w:rPr>
+      </w:pPr>
       <w:r>
         <w:rPr>
           <w:rtl w:val="0"/>
@@ -127,10 +146,6 @@
         <w:keepLines w:val="0"/>
         <w:pageBreakBefore w:val="0"/>
         <w:widowControl w:val="1"/>
-        <w:numPr>
-          <w:ilvl w:val="0"/>
-          <w:numId w:val="1"/>
-        </w:numPr>
         <w:pBdr>
           <w:top w:space="0" w:sz="0" w:val="nil"/>
           <w:left w:space="0" w:sz="0" w:val="nil"/>
@@ -140,9 +155,23 @@
         </w:pBdr>
         <w:shd w:fill="auto" w:val="clear"/>
         <w:spacing w:after="0" w:before="0" w:line="240" w:lineRule="auto"/>
-        <w:ind w:left="720" w:right="0" w:hanging="360"/>
+        <w:ind w:left="720" w:right="0" w:firstLine="0"/>
         <w:jc w:val="left"/>
-        <w:rPr/>
+        <w:rPr>
+          <w:rFonts w:ascii="Arial" w:cs="Arial" w:eastAsia="Arial" w:hAnsi="Arial"/>
+          <w:b w:val="0"/>
+          <w:bCs w:val="0"/>
+          <w:i w:val="0"/>
+          <w:iCs w:val="0"/>
+          <w:smallCaps w:val="0"/>
+          <w:strike w:val="0"/>
+          <w:color w:val="000000"/>
+          <w:sz w:val="22"/>
+          <w:szCs w:val="22"/>
+          <w:u w:val="none"/>
+          <w:shd w:fill="auto" w:val="clear"/>
+          <w:vertAlign w:val="baseline"/>
+        </w:rPr>
       </w:pPr>
       <w:r>
         <w:rPr>
@@ -189,10 +218,6 @@
         <w:keepLines w:val="0"/>
         <w:pageBreakBefore w:val="0"/>
         <w:widowControl w:val="1"/>
-        <w:numPr>
-          <w:ilvl w:val="0"/>
-          <w:numId w:val="1"/>
-        </w:numPr>
         <w:pBdr>
           <w:top w:space="0" w:sz="0" w:val="nil"/>
           <w:left w:space="0" w:sz="0" w:val="nil"/>
@@ -202,9 +227,23 @@
         </w:pBdr>
         <w:shd w:fill="auto" w:val="clear"/>
         <w:spacing w:after="0" w:before="0" w:line="240" w:lineRule="auto"/>
-        <w:ind w:left="720" w:right="0" w:hanging="360"/>
+        <w:ind w:left="720" w:right="0" w:firstLine="0"/>
         <w:jc w:val="left"/>
-        <w:rPr/>
+        <w:rPr>
+          <w:rFonts w:ascii="Arial" w:cs="Arial" w:eastAsia="Arial" w:hAnsi="Arial"/>
+          <w:b w:val="0"/>
+          <w:bCs w:val="0"/>
+          <w:i w:val="0"/>
+          <w:iCs w:val="0"/>
+          <w:smallCaps w:val="0"/>
+          <w:strike w:val="0"/>
+          <w:color w:val="000000"/>
+          <w:sz w:val="22"/>
+          <w:szCs w:val="22"/>
+          <w:u w:val="none"/>
+          <w:shd w:fill="auto" w:val="clear"/>
+          <w:vertAlign w:val="baseline"/>
+        </w:rPr>
       </w:pPr>
       <w:r>
         <w:rPr>
@@ -326,6 +365,48 @@
         <w:rPr>
           <w:rtl w:val="0"/>
         </w:rPr>
+      </w:r>
+      <w:r>
+        <w:drawing>
+          <wp:anchor allowOverlap="1" behindDoc="0" distB="114300" distT="114300" distL="114300" distR="114300" hidden="0" layoutInCell="1" locked="0" relativeHeight="0" simplePos="0">
+            <wp:simplePos x="0" y="0"/>
+            <wp:positionH relativeFrom="column">
+              <wp:posOffset>4343400</wp:posOffset>
+            </wp:positionH>
+            <wp:positionV relativeFrom="paragraph">
+              <wp:posOffset>276225</wp:posOffset>
+            </wp:positionV>
+            <wp:extent cx="1666875" cy="1171575"/>
+            <wp:effectExtent b="0" l="0" r="0" t="0"/>
+            <wp:wrapSquare wrapText="bothSides" distB="114300" distT="114300" distL="114300" distR="114300"/>
+            <wp:docPr id="6" name="image8.png"/>
+            <a:graphic>
+              <a:graphicData uri="http://schemas.openxmlformats.org/drawingml/2006/picture">
+                <pic:pic>
+                  <pic:nvPicPr>
+                    <pic:cNvPr id="0" name="image8.png"/>
+                    <pic:cNvPicPr preferRelativeResize="0"/>
+                  </pic:nvPicPr>
+                  <pic:blipFill>
+                    <a:blip r:embed="rId6"/>
+                    <a:srcRect b="0" l="0" r="0" t="0"/>
+                    <a:stretch>
+                      <a:fillRect/>
+                    </a:stretch>
+                  </pic:blipFill>
+                  <pic:spPr>
+                    <a:xfrm>
+                      <a:off x="0" y="0"/>
+                      <a:ext cx="1666875" cy="1171575"/>
+                    </a:xfrm>
+                    <a:prstGeom prst="rect"/>
+                    <a:ln/>
+                  </pic:spPr>
+                </pic:pic>
+              </a:graphicData>
+            </a:graphic>
+          </wp:anchor>
+        </w:drawing>
       </w:r>
     </w:p>
     <w:p>
@@ -334,10 +415,6 @@
         <w:keepLines w:val="0"/>
         <w:pageBreakBefore w:val="0"/>
         <w:widowControl w:val="1"/>
-        <w:numPr>
-          <w:ilvl w:val="0"/>
-          <w:numId w:val="1"/>
-        </w:numPr>
         <w:pBdr>
           <w:top w:space="0" w:sz="0" w:val="nil"/>
           <w:left w:space="0" w:sz="0" w:val="nil"/>
@@ -347,9 +424,23 @@
         </w:pBdr>
         <w:shd w:fill="auto" w:val="clear"/>
         <w:spacing w:after="0" w:before="0" w:line="240" w:lineRule="auto"/>
-        <w:ind w:left="720" w:right="0" w:hanging="360"/>
+        <w:ind w:left="720" w:right="0" w:firstLine="0"/>
         <w:jc w:val="left"/>
-        <w:rPr/>
+        <w:rPr>
+          <w:rFonts w:ascii="Arial" w:cs="Arial" w:eastAsia="Arial" w:hAnsi="Arial"/>
+          <w:b w:val="0"/>
+          <w:bCs w:val="0"/>
+          <w:i w:val="0"/>
+          <w:iCs w:val="0"/>
+          <w:smallCaps w:val="0"/>
+          <w:strike w:val="0"/>
+          <w:color w:val="000000"/>
+          <w:sz w:val="22"/>
+          <w:szCs w:val="22"/>
+          <w:u w:val="none"/>
+          <w:shd w:fill="auto" w:val="clear"/>
+          <w:vertAlign w:val="baseline"/>
+        </w:rPr>
       </w:pPr>
       <w:r>
         <w:rPr>
@@ -396,10 +487,6 @@
         <w:keepLines w:val="0"/>
         <w:pageBreakBefore w:val="0"/>
         <w:widowControl w:val="1"/>
-        <w:numPr>
-          <w:ilvl w:val="0"/>
-          <w:numId w:val="1"/>
-        </w:numPr>
         <w:pBdr>
           <w:top w:space="0" w:sz="0" w:val="nil"/>
           <w:left w:space="0" w:sz="0" w:val="nil"/>
@@ -409,9 +496,23 @@
         </w:pBdr>
         <w:shd w:fill="auto" w:val="clear"/>
         <w:spacing w:after="0" w:before="0" w:line="240" w:lineRule="auto"/>
-        <w:ind w:left="720" w:right="0" w:hanging="360"/>
+        <w:ind w:left="720" w:right="0" w:firstLine="0"/>
         <w:jc w:val="left"/>
-        <w:rPr/>
+        <w:rPr>
+          <w:rFonts w:ascii="Arial" w:cs="Arial" w:eastAsia="Arial" w:hAnsi="Arial"/>
+          <w:b w:val="0"/>
+          <w:bCs w:val="0"/>
+          <w:i w:val="0"/>
+          <w:iCs w:val="0"/>
+          <w:smallCaps w:val="0"/>
+          <w:strike w:val="0"/>
+          <w:color w:val="000000"/>
+          <w:sz w:val="22"/>
+          <w:szCs w:val="22"/>
+          <w:u w:val="none"/>
+          <w:shd w:fill="auto" w:val="clear"/>
+          <w:vertAlign w:val="baseline"/>
+        </w:rPr>
       </w:pPr>
       <w:r>
         <w:rPr>
@@ -439,10 +540,6 @@
         <w:keepLines w:val="0"/>
         <w:pageBreakBefore w:val="0"/>
         <w:widowControl w:val="1"/>
-        <w:numPr>
-          <w:ilvl w:val="0"/>
-          <w:numId w:val="1"/>
-        </w:numPr>
         <w:pBdr>
           <w:top w:space="0" w:sz="0" w:val="nil"/>
           <w:left w:space="0" w:sz="0" w:val="nil"/>
@@ -452,9 +549,23 @@
         </w:pBdr>
         <w:shd w:fill="auto" w:val="clear"/>
         <w:spacing w:after="0" w:before="0" w:line="240" w:lineRule="auto"/>
-        <w:ind w:left="720" w:right="0" w:hanging="360"/>
+        <w:ind w:left="720" w:right="0" w:firstLine="0"/>
         <w:jc w:val="left"/>
-        <w:rPr/>
+        <w:rPr>
+          <w:rFonts w:ascii="Arial" w:cs="Arial" w:eastAsia="Arial" w:hAnsi="Arial"/>
+          <w:b w:val="0"/>
+          <w:bCs w:val="0"/>
+          <w:i w:val="0"/>
+          <w:iCs w:val="0"/>
+          <w:smallCaps w:val="0"/>
+          <w:strike w:val="0"/>
+          <w:color w:val="000000"/>
+          <w:sz w:val="22"/>
+          <w:szCs w:val="22"/>
+          <w:u w:val="none"/>
+          <w:shd w:fill="auto" w:val="clear"/>
+          <w:vertAlign w:val="baseline"/>
+        </w:rPr>
       </w:pPr>
       <w:r>
         <w:rPr>
@@ -490,6 +601,63 @@
     </w:p>
     <w:p>
       <w:pPr>
+        <w:spacing w:after="200" w:before="120" w:lineRule="auto"/>
+        <w:rPr/>
+      </w:pPr>
+      <w:r>
+        <w:rPr/>
+        <w:drawing>
+          <wp:inline distB="114300" distT="114300" distL="114300" distR="114300">
+            <wp:extent cx="6119820" cy="1993900"/>
+            <wp:effectExtent b="0" l="0" r="0" t="0"/>
+            <wp:docPr id="1" name="image7.png"/>
+            <a:graphic>
+              <a:graphicData uri="http://schemas.openxmlformats.org/drawingml/2006/picture">
+                <pic:pic>
+                  <pic:nvPicPr>
+                    <pic:cNvPr id="0" name="image7.png"/>
+                    <pic:cNvPicPr preferRelativeResize="0"/>
+                  </pic:nvPicPr>
+                  <pic:blipFill>
+                    <a:blip r:embed="rId7"/>
+                    <a:srcRect b="0" l="0" r="0" t="0"/>
+                    <a:stretch>
+                      <a:fillRect/>
+                    </a:stretch>
+                  </pic:blipFill>
+                  <pic:spPr>
+                    <a:xfrm>
+                      <a:off x="0" y="0"/>
+                      <a:ext cx="6119820" cy="1993900"/>
+                    </a:xfrm>
+                    <a:prstGeom prst="rect"/>
+                    <a:ln/>
+                  </pic:spPr>
+                </pic:pic>
+              </a:graphicData>
+            </a:graphic>
+          </wp:inline>
+        </w:drawing>
+      </w:r>
+      <w:r>
+        <w:rPr>
+          <w:rtl w:val="0"/>
+        </w:rPr>
+      </w:r>
+    </w:p>
+    <w:p>
+      <w:pPr>
+        <w:spacing w:after="200" w:before="120" w:lineRule="auto"/>
+        <w:rPr/>
+      </w:pPr>
+      <w:r>
+        <w:rPr>
+          <w:rtl w:val="0"/>
+        </w:rPr>
+      </w:r>
+    </w:p>
+    <w:p>
+      <w:pPr>
         <w:pStyle w:val="Heading1"/>
         <w:rPr/>
       </w:pPr>
@@ -498,6 +666,48 @@
           <w:rtl w:val="0"/>
         </w:rPr>
         <w:t xml:space="preserve">Sprite Preparation – Green Ninja</w:t>
+      </w:r>
+      <w:r>
+        <w:drawing>
+          <wp:anchor allowOverlap="1" behindDoc="0" distB="114300" distT="114300" distL="114300" distR="114300" hidden="0" layoutInCell="1" locked="0" relativeHeight="0" simplePos="0">
+            <wp:simplePos x="0" y="0"/>
+            <wp:positionH relativeFrom="column">
+              <wp:posOffset>3952875</wp:posOffset>
+            </wp:positionH>
+            <wp:positionV relativeFrom="paragraph">
+              <wp:posOffset>114300</wp:posOffset>
+            </wp:positionV>
+            <wp:extent cx="1884998" cy="2753968"/>
+            <wp:effectExtent b="0" l="0" r="0" t="0"/>
+            <wp:wrapSquare wrapText="bothSides" distB="114300" distT="114300" distL="114300" distR="114300"/>
+            <wp:docPr id="13" name="image12.png"/>
+            <a:graphic>
+              <a:graphicData uri="http://schemas.openxmlformats.org/drawingml/2006/picture">
+                <pic:pic>
+                  <pic:nvPicPr>
+                    <pic:cNvPr id="0" name="image12.png"/>
+                    <pic:cNvPicPr preferRelativeResize="0"/>
+                  </pic:nvPicPr>
+                  <pic:blipFill>
+                    <a:blip r:embed="rId8"/>
+                    <a:srcRect b="0" l="0" r="0" t="0"/>
+                    <a:stretch>
+                      <a:fillRect/>
+                    </a:stretch>
+                  </pic:blipFill>
+                  <pic:spPr>
+                    <a:xfrm>
+                      <a:off x="0" y="0"/>
+                      <a:ext cx="1884998" cy="2753968"/>
+                    </a:xfrm>
+                    <a:prstGeom prst="rect"/>
+                    <a:ln/>
+                  </pic:spPr>
+                </pic:pic>
+              </a:graphicData>
+            </a:graphic>
+          </wp:anchor>
+        </w:drawing>
       </w:r>
     </w:p>
     <w:p>
@@ -518,10 +728,6 @@
         <w:keepLines w:val="0"/>
         <w:pageBreakBefore w:val="0"/>
         <w:widowControl w:val="1"/>
-        <w:numPr>
-          <w:ilvl w:val="0"/>
-          <w:numId w:val="1"/>
-        </w:numPr>
         <w:pBdr>
           <w:top w:space="0" w:sz="0" w:val="nil"/>
           <w:left w:space="0" w:sz="0" w:val="nil"/>
@@ -531,9 +737,23 @@
         </w:pBdr>
         <w:shd w:fill="auto" w:val="clear"/>
         <w:spacing w:after="0" w:before="0" w:line="240" w:lineRule="auto"/>
-        <w:ind w:left="720" w:right="0" w:hanging="360"/>
+        <w:ind w:left="720" w:right="0" w:firstLine="0"/>
         <w:jc w:val="left"/>
-        <w:rPr/>
+        <w:rPr>
+          <w:rFonts w:ascii="Arial" w:cs="Arial" w:eastAsia="Arial" w:hAnsi="Arial"/>
+          <w:b w:val="0"/>
+          <w:bCs w:val="0"/>
+          <w:i w:val="0"/>
+          <w:iCs w:val="0"/>
+          <w:smallCaps w:val="0"/>
+          <w:strike w:val="0"/>
+          <w:color w:val="000000"/>
+          <w:sz w:val="22"/>
+          <w:szCs w:val="22"/>
+          <w:u w:val="none"/>
+          <w:shd w:fill="auto" w:val="clear"/>
+          <w:vertAlign w:val="baseline"/>
+        </w:rPr>
       </w:pPr>
       <w:r>
         <w:rPr>
@@ -580,10 +800,6 @@
         <w:keepLines w:val="0"/>
         <w:pageBreakBefore w:val="0"/>
         <w:widowControl w:val="1"/>
-        <w:numPr>
-          <w:ilvl w:val="0"/>
-          <w:numId w:val="1"/>
-        </w:numPr>
         <w:pBdr>
           <w:top w:space="0" w:sz="0" w:val="nil"/>
           <w:left w:space="0" w:sz="0" w:val="nil"/>
@@ -593,9 +809,23 @@
         </w:pBdr>
         <w:shd w:fill="auto" w:val="clear"/>
         <w:spacing w:after="0" w:before="0" w:line="240" w:lineRule="auto"/>
-        <w:ind w:left="720" w:right="0" w:hanging="360"/>
+        <w:ind w:left="720" w:right="0" w:firstLine="0"/>
         <w:jc w:val="left"/>
-        <w:rPr/>
+        <w:rPr>
+          <w:rFonts w:ascii="Arial" w:cs="Arial" w:eastAsia="Arial" w:hAnsi="Arial"/>
+          <w:b w:val="0"/>
+          <w:bCs w:val="0"/>
+          <w:i w:val="0"/>
+          <w:iCs w:val="0"/>
+          <w:smallCaps w:val="0"/>
+          <w:strike w:val="0"/>
+          <w:color w:val="000000"/>
+          <w:sz w:val="22"/>
+          <w:szCs w:val="22"/>
+          <w:u w:val="none"/>
+          <w:shd w:fill="auto" w:val="clear"/>
+          <w:vertAlign w:val="baseline"/>
+        </w:rPr>
       </w:pPr>
       <w:r>
         <w:rPr>
@@ -642,10 +872,6 @@
         <w:keepLines w:val="0"/>
         <w:pageBreakBefore w:val="0"/>
         <w:widowControl w:val="1"/>
-        <w:numPr>
-          <w:ilvl w:val="0"/>
-          <w:numId w:val="1"/>
-        </w:numPr>
         <w:pBdr>
           <w:top w:space="0" w:sz="0" w:val="nil"/>
           <w:left w:space="0" w:sz="0" w:val="nil"/>
@@ -655,9 +881,23 @@
         </w:pBdr>
         <w:shd w:fill="auto" w:val="clear"/>
         <w:spacing w:after="0" w:before="0" w:line="240" w:lineRule="auto"/>
-        <w:ind w:left="720" w:right="0" w:hanging="360"/>
+        <w:ind w:left="720" w:right="0" w:firstLine="0"/>
         <w:jc w:val="left"/>
-        <w:rPr/>
+        <w:rPr>
+          <w:rFonts w:ascii="Arial" w:cs="Arial" w:eastAsia="Arial" w:hAnsi="Arial"/>
+          <w:b w:val="0"/>
+          <w:bCs w:val="0"/>
+          <w:i w:val="0"/>
+          <w:iCs w:val="0"/>
+          <w:smallCaps w:val="0"/>
+          <w:strike w:val="0"/>
+          <w:color w:val="000000"/>
+          <w:sz w:val="22"/>
+          <w:szCs w:val="22"/>
+          <w:u w:val="none"/>
+          <w:shd w:fill="auto" w:val="clear"/>
+          <w:vertAlign w:val="baseline"/>
+        </w:rPr>
       </w:pPr>
       <w:r>
         <w:rPr>
@@ -716,10 +956,6 @@
         <w:keepLines w:val="0"/>
         <w:pageBreakBefore w:val="0"/>
         <w:widowControl w:val="1"/>
-        <w:numPr>
-          <w:ilvl w:val="0"/>
-          <w:numId w:val="1"/>
-        </w:numPr>
         <w:pBdr>
           <w:top w:space="0" w:sz="0" w:val="nil"/>
           <w:left w:space="0" w:sz="0" w:val="nil"/>
@@ -729,9 +965,23 @@
         </w:pBdr>
         <w:shd w:fill="auto" w:val="clear"/>
         <w:spacing w:after="0" w:before="0" w:line="240" w:lineRule="auto"/>
-        <w:ind w:left="720" w:right="0" w:hanging="360"/>
+        <w:ind w:left="720" w:right="0" w:firstLine="0"/>
         <w:jc w:val="left"/>
-        <w:rPr/>
+        <w:rPr>
+          <w:rFonts w:ascii="Arial" w:cs="Arial" w:eastAsia="Arial" w:hAnsi="Arial"/>
+          <w:b w:val="0"/>
+          <w:bCs w:val="0"/>
+          <w:i w:val="0"/>
+          <w:iCs w:val="0"/>
+          <w:smallCaps w:val="0"/>
+          <w:strike w:val="0"/>
+          <w:color w:val="000000"/>
+          <w:sz w:val="22"/>
+          <w:szCs w:val="22"/>
+          <w:u w:val="none"/>
+          <w:shd w:fill="auto" w:val="clear"/>
+          <w:vertAlign w:val="baseline"/>
+        </w:rPr>
       </w:pPr>
       <w:r>
         <w:rPr>
@@ -778,10 +1028,6 @@
         <w:keepLines w:val="0"/>
         <w:pageBreakBefore w:val="0"/>
         <w:widowControl w:val="1"/>
-        <w:numPr>
-          <w:ilvl w:val="0"/>
-          <w:numId w:val="1"/>
-        </w:numPr>
         <w:pBdr>
           <w:top w:space="0" w:sz="0" w:val="nil"/>
           <w:left w:space="0" w:sz="0" w:val="nil"/>
@@ -791,9 +1037,23 @@
         </w:pBdr>
         <w:shd w:fill="auto" w:val="clear"/>
         <w:spacing w:after="0" w:before="0" w:line="240" w:lineRule="auto"/>
-        <w:ind w:left="720" w:right="0" w:hanging="360"/>
+        <w:ind w:left="720" w:right="0" w:firstLine="0"/>
         <w:jc w:val="left"/>
-        <w:rPr/>
+        <w:rPr>
+          <w:rFonts w:ascii="Arial" w:cs="Arial" w:eastAsia="Arial" w:hAnsi="Arial"/>
+          <w:b w:val="0"/>
+          <w:bCs w:val="0"/>
+          <w:i w:val="0"/>
+          <w:iCs w:val="0"/>
+          <w:smallCaps w:val="0"/>
+          <w:strike w:val="0"/>
+          <w:color w:val="000000"/>
+          <w:sz w:val="22"/>
+          <w:szCs w:val="22"/>
+          <w:u w:val="none"/>
+          <w:shd w:fill="auto" w:val="clear"/>
+          <w:vertAlign w:val="baseline"/>
+        </w:rPr>
       </w:pPr>
       <w:r>
         <w:rPr>
@@ -845,34 +1105,6 @@
         </w:rPr>
         <w:t xml:space="preserve">Single sprites use Sprite Mode “Single”; animation sequences use Sprite Mode “Multiple”.</w:t>
       </w:r>
-    </w:p>
-    <w:p>
-      <w:pPr>
-        <w:spacing w:after="200" w:before="120" w:lineRule="auto"/>
-        <w:rPr/>
-      </w:pPr>
-      <w:r>
-        <w:rPr>
-          <w:rtl w:val="0"/>
-        </w:rPr>
-      </w:r>
-    </w:p>
-    <w:p>
-      <w:pPr>
-        <w:spacing w:after="200" w:before="120" w:lineRule="auto"/>
-        <w:rPr/>
-      </w:pPr>
-      <w:r>
-        <w:rPr>
-          <w:rtl w:val="0"/>
-        </w:rPr>
-      </w:r>
-    </w:p>
-    <w:p>
-      <w:pPr>
-        <w:spacing w:after="200" w:before="120" w:lineRule="auto"/>
-        <w:rPr/>
-      </w:pPr>
       <w:r>
         <w:rPr>
           <w:rtl w:val="0"/>
@@ -889,6 +1121,48 @@
           <w:rtl w:val="0"/>
         </w:rPr>
         <w:t xml:space="preserve">Sorting Layer</w:t>
+      </w:r>
+      <w:r>
+        <w:drawing>
+          <wp:anchor allowOverlap="1" behindDoc="0" distB="114300" distT="114300" distL="114300" distR="114300" hidden="0" layoutInCell="1" locked="0" relativeHeight="0" simplePos="0">
+            <wp:simplePos x="0" y="0"/>
+            <wp:positionH relativeFrom="column">
+              <wp:posOffset>2724150</wp:posOffset>
+            </wp:positionH>
+            <wp:positionV relativeFrom="paragraph">
+              <wp:posOffset>238125</wp:posOffset>
+            </wp:positionV>
+            <wp:extent cx="3228023" cy="1366407"/>
+            <wp:effectExtent b="0" l="0" r="0" t="0"/>
+            <wp:wrapSquare wrapText="bothSides" distB="114300" distT="114300" distL="114300" distR="114300"/>
+            <wp:docPr id="5" name="image10.png"/>
+            <a:graphic>
+              <a:graphicData uri="http://schemas.openxmlformats.org/drawingml/2006/picture">
+                <pic:pic>
+                  <pic:nvPicPr>
+                    <pic:cNvPr id="0" name="image10.png"/>
+                    <pic:cNvPicPr preferRelativeResize="0"/>
+                  </pic:nvPicPr>
+                  <pic:blipFill>
+                    <a:blip r:embed="rId9"/>
+                    <a:srcRect b="0" l="0" r="0" t="0"/>
+                    <a:stretch>
+                      <a:fillRect/>
+                    </a:stretch>
+                  </pic:blipFill>
+                  <pic:spPr>
+                    <a:xfrm>
+                      <a:off x="0" y="0"/>
+                      <a:ext cx="3228023" cy="1366407"/>
+                    </a:xfrm>
+                    <a:prstGeom prst="rect"/>
+                    <a:ln/>
+                  </pic:spPr>
+                </pic:pic>
+              </a:graphicData>
+            </a:graphic>
+          </wp:anchor>
+        </w:drawing>
       </w:r>
     </w:p>
     <w:p>
@@ -1001,10 +1275,6 @@
         <w:keepLines w:val="0"/>
         <w:pageBreakBefore w:val="0"/>
         <w:widowControl w:val="1"/>
-        <w:numPr>
-          <w:ilvl w:val="0"/>
-          <w:numId w:val="1"/>
-        </w:numPr>
         <w:pBdr>
           <w:top w:space="0" w:sz="0" w:val="nil"/>
           <w:left w:space="0" w:sz="0" w:val="nil"/>
@@ -1014,9 +1284,23 @@
         </w:pBdr>
         <w:shd w:fill="auto" w:val="clear"/>
         <w:spacing w:after="0" w:before="0" w:line="240" w:lineRule="auto"/>
-        <w:ind w:left="1440" w:right="0" w:hanging="360"/>
+        <w:ind w:left="720" w:right="0" w:firstLine="0"/>
         <w:jc w:val="left"/>
-        <w:rPr/>
+        <w:rPr>
+          <w:rFonts w:ascii="Arial" w:cs="Arial" w:eastAsia="Arial" w:hAnsi="Arial"/>
+          <w:b w:val="0"/>
+          <w:bCs w:val="0"/>
+          <w:i w:val="0"/>
+          <w:iCs w:val="0"/>
+          <w:smallCaps w:val="0"/>
+          <w:strike w:val="0"/>
+          <w:color w:val="000000"/>
+          <w:sz w:val="22"/>
+          <w:szCs w:val="22"/>
+          <w:u w:val="none"/>
+          <w:shd w:fill="auto" w:val="clear"/>
+          <w:vertAlign w:val="baseline"/>
+        </w:rPr>
       </w:pPr>
       <w:r>
         <w:rPr>
@@ -1049,10 +1333,6 @@
         <w:keepLines w:val="0"/>
         <w:pageBreakBefore w:val="0"/>
         <w:widowControl w:val="1"/>
-        <w:numPr>
-          <w:ilvl w:val="0"/>
-          <w:numId w:val="1"/>
-        </w:numPr>
         <w:pBdr>
           <w:top w:space="0" w:sz="0" w:val="nil"/>
           <w:left w:space="0" w:sz="0" w:val="nil"/>
@@ -1062,9 +1342,23 @@
         </w:pBdr>
         <w:shd w:fill="auto" w:val="clear"/>
         <w:spacing w:after="0" w:before="0" w:line="240" w:lineRule="auto"/>
-        <w:ind w:left="1440" w:right="0" w:hanging="360"/>
+        <w:ind w:left="720" w:right="0" w:firstLine="0"/>
         <w:jc w:val="left"/>
-        <w:rPr/>
+        <w:rPr>
+          <w:rFonts w:ascii="Arial" w:cs="Arial" w:eastAsia="Arial" w:hAnsi="Arial"/>
+          <w:b w:val="0"/>
+          <w:bCs w:val="0"/>
+          <w:i w:val="0"/>
+          <w:iCs w:val="0"/>
+          <w:smallCaps w:val="0"/>
+          <w:strike w:val="0"/>
+          <w:color w:val="000000"/>
+          <w:sz w:val="22"/>
+          <w:szCs w:val="22"/>
+          <w:u w:val="none"/>
+          <w:shd w:fill="auto" w:val="clear"/>
+          <w:vertAlign w:val="baseline"/>
+        </w:rPr>
       </w:pPr>
       <w:r>
         <w:rPr>
@@ -1111,10 +1405,6 @@
         <w:keepLines w:val="0"/>
         <w:pageBreakBefore w:val="0"/>
         <w:widowControl w:val="1"/>
-        <w:numPr>
-          <w:ilvl w:val="0"/>
-          <w:numId w:val="1"/>
-        </w:numPr>
         <w:pBdr>
           <w:top w:space="0" w:sz="0" w:val="nil"/>
           <w:left w:space="0" w:sz="0" w:val="nil"/>
@@ -1124,9 +1414,23 @@
         </w:pBdr>
         <w:shd w:fill="auto" w:val="clear"/>
         <w:spacing w:after="0" w:before="0" w:line="240" w:lineRule="auto"/>
-        <w:ind w:left="1440" w:right="0" w:hanging="360"/>
+        <w:ind w:left="720" w:right="0" w:firstLine="0"/>
         <w:jc w:val="left"/>
-        <w:rPr/>
+        <w:rPr>
+          <w:rFonts w:ascii="Arial" w:cs="Arial" w:eastAsia="Arial" w:hAnsi="Arial"/>
+          <w:b w:val="0"/>
+          <w:bCs w:val="0"/>
+          <w:i w:val="0"/>
+          <w:iCs w:val="0"/>
+          <w:smallCaps w:val="0"/>
+          <w:strike w:val="0"/>
+          <w:color w:val="000000"/>
+          <w:sz w:val="22"/>
+          <w:szCs w:val="22"/>
+          <w:u w:val="none"/>
+          <w:shd w:fill="auto" w:val="clear"/>
+          <w:vertAlign w:val="baseline"/>
+        </w:rPr>
       </w:pPr>
       <w:r>
         <w:rPr>
@@ -1159,10 +1463,6 @@
         <w:keepLines w:val="0"/>
         <w:pageBreakBefore w:val="0"/>
         <w:widowControl w:val="1"/>
-        <w:numPr>
-          <w:ilvl w:val="0"/>
-          <w:numId w:val="1"/>
-        </w:numPr>
         <w:pBdr>
           <w:top w:space="0" w:sz="0" w:val="nil"/>
           <w:left w:space="0" w:sz="0" w:val="nil"/>
@@ -1172,9 +1472,23 @@
         </w:pBdr>
         <w:shd w:fill="auto" w:val="clear"/>
         <w:spacing w:after="0" w:before="0" w:line="240" w:lineRule="auto"/>
-        <w:ind w:left="1440" w:right="0" w:hanging="360"/>
+        <w:ind w:left="720" w:right="0" w:firstLine="0"/>
         <w:jc w:val="left"/>
-        <w:rPr/>
+        <w:rPr>
+          <w:rFonts w:ascii="Arial" w:cs="Arial" w:eastAsia="Arial" w:hAnsi="Arial"/>
+          <w:b w:val="0"/>
+          <w:bCs w:val="0"/>
+          <w:i w:val="0"/>
+          <w:iCs w:val="0"/>
+          <w:smallCaps w:val="0"/>
+          <w:strike w:val="0"/>
+          <w:color w:val="000000"/>
+          <w:sz w:val="22"/>
+          <w:szCs w:val="22"/>
+          <w:u w:val="none"/>
+          <w:shd w:fill="auto" w:val="clear"/>
+          <w:vertAlign w:val="baseline"/>
+        </w:rPr>
       </w:pPr>
       <w:r>
         <w:rPr>
@@ -1207,10 +1521,6 @@
         <w:keepLines w:val="0"/>
         <w:pageBreakBefore w:val="0"/>
         <w:widowControl w:val="1"/>
-        <w:numPr>
-          <w:ilvl w:val="0"/>
-          <w:numId w:val="1"/>
-        </w:numPr>
         <w:pBdr>
           <w:top w:space="0" w:sz="0" w:val="nil"/>
           <w:left w:space="0" w:sz="0" w:val="nil"/>
@@ -1220,11 +1530,8 @@
         </w:pBdr>
         <w:shd w:fill="auto" w:val="clear"/>
         <w:spacing w:after="160" w:before="0" w:line="240" w:lineRule="auto"/>
-        <w:ind w:left="1440" w:right="0" w:hanging="360"/>
+        <w:ind w:left="720" w:right="0" w:firstLine="0"/>
         <w:jc w:val="left"/>
-        <w:rPr/>
-      </w:pPr>
-      <w:r>
         <w:rPr>
           <w:rFonts w:ascii="Consolas" w:cs="Consolas" w:eastAsia="Consolas" w:hAnsi="Consolas"/>
           <w:b w:val="0"/>
@@ -1239,54 +1546,26 @@
           <w:u w:val="none"/>
           <w:shd w:fill="auto" w:val="clear"/>
           <w:vertAlign w:val="baseline"/>
+        </w:rPr>
+      </w:pPr>
+      <w:r>
+        <w:rPr>
+          <w:rFonts w:ascii="Consolas" w:cs="Consolas" w:eastAsia="Consolas" w:hAnsi="Consolas"/>
+          <w:b w:val="0"/>
+          <w:bCs w:val="0"/>
+          <w:i w:val="0"/>
+          <w:iCs w:val="0"/>
+          <w:smallCaps w:val="0"/>
+          <w:strike w:val="0"/>
+          <w:color w:val="000000"/>
+          <w:sz w:val="20"/>
+          <w:szCs w:val="20"/>
+          <w:u w:val="none"/>
+          <w:shd w:fill="auto" w:val="clear"/>
+          <w:vertAlign w:val="baseline"/>
           <w:rtl w:val="0"/>
         </w:rPr>
         <w:t xml:space="preserve">private Vector2 moveDirection;</w:t>
-      </w:r>
-      <w:r>
-        <w:rPr>
-          <w:rtl w:val="0"/>
-        </w:rPr>
-      </w:r>
-    </w:p>
-    <w:p>
-      <w:pPr>
-        <w:pStyle w:val="Heading2"/>
-        <w:ind w:left="720" w:firstLine="0"/>
-        <w:rPr/>
-      </w:pPr>
-      <w:r>
-        <w:rPr>
-          <w:rtl w:val="0"/>
-        </w:rPr>
-        <w:t xml:space="preserve">Initialization (Awake)</w:t>
-      </w:r>
-    </w:p>
-    <w:p>
-      <w:pPr>
-        <w:spacing w:after="80" w:lineRule="auto"/>
-        <w:ind w:left="720" w:firstLine="0"/>
-        <w:rPr/>
-      </w:pPr>
-      <w:r>
-        <w:rPr>
-          <w:rtl w:val="0"/>
-        </w:rPr>
-        <w:t xml:space="preserve">In the </w:t>
-      </w:r>
-      <w:r>
-        <w:rPr>
-          <w:b w:val="1"/>
-          <w:bCs w:val="1"/>
-          <w:rtl w:val="0"/>
-        </w:rPr>
-        <w:t xml:space="preserve">Awake()</w:t>
-      </w:r>
-      <w:r>
-        <w:rPr>
-          <w:rtl w:val="0"/>
-        </w:rPr>
-        <w:t xml:space="preserve"> method the references are obtained:</w:t>
       </w:r>
     </w:p>
     <w:p>
@@ -1295,10 +1574,75 @@
         <w:keepLines w:val="0"/>
         <w:pageBreakBefore w:val="0"/>
         <w:widowControl w:val="1"/>
-        <w:numPr>
-          <w:ilvl w:val="0"/>
-          <w:numId w:val="1"/>
-        </w:numPr>
+        <w:pBdr>
+          <w:top w:space="0" w:sz="0" w:val="nil"/>
+          <w:left w:space="0" w:sz="0" w:val="nil"/>
+          <w:bottom w:space="0" w:sz="0" w:val="nil"/>
+          <w:right w:space="0" w:sz="0" w:val="nil"/>
+          <w:between w:space="0" w:sz="0" w:val="nil"/>
+        </w:pBdr>
+        <w:shd w:fill="auto" w:val="clear"/>
+        <w:spacing w:after="160" w:before="0" w:line="240" w:lineRule="auto"/>
+        <w:ind w:left="720" w:right="0" w:firstLine="0"/>
+        <w:jc w:val="left"/>
+        <w:rPr>
+          <w:rFonts w:ascii="Consolas" w:cs="Consolas" w:eastAsia="Consolas" w:hAnsi="Consolas"/>
+          <w:sz w:val="20"/>
+          <w:szCs w:val="20"/>
+        </w:rPr>
+      </w:pPr>
+      <w:r>
+        <w:rPr>
+          <w:rtl w:val="0"/>
+        </w:rPr>
+      </w:r>
+    </w:p>
+    <w:p>
+      <w:pPr>
+        <w:pStyle w:val="Heading2"/>
+        <w:ind w:left="720" w:firstLine="0"/>
+        <w:rPr/>
+      </w:pPr>
+      <w:r>
+        <w:rPr>
+          <w:rtl w:val="0"/>
+        </w:rPr>
+        <w:t xml:space="preserve">Initialization (Awake)</w:t>
+      </w:r>
+    </w:p>
+    <w:p>
+      <w:pPr>
+        <w:spacing w:after="80" w:lineRule="auto"/>
+        <w:ind w:left="720" w:firstLine="0"/>
+        <w:rPr/>
+      </w:pPr>
+      <w:r>
+        <w:rPr>
+          <w:rtl w:val="0"/>
+        </w:rPr>
+        <w:t xml:space="preserve">In the </w:t>
+      </w:r>
+      <w:r>
+        <w:rPr>
+          <w:b w:val="1"/>
+          <w:bCs w:val="1"/>
+          <w:rtl w:val="0"/>
+        </w:rPr>
+        <w:t xml:space="preserve">Awake()</w:t>
+      </w:r>
+      <w:r>
+        <w:rPr>
+          <w:rtl w:val="0"/>
+        </w:rPr>
+        <w:t xml:space="preserve"> method the references are obtained:</w:t>
+      </w:r>
+    </w:p>
+    <w:p>
+      <w:pPr>
+        <w:keepNext w:val="0"/>
+        <w:keepLines w:val="0"/>
+        <w:pageBreakBefore w:val="0"/>
+        <w:widowControl w:val="1"/>
         <w:pBdr>
           <w:top w:space="0" w:sz="0" w:val="nil"/>
           <w:left w:space="0" w:sz="0" w:val="nil"/>
@@ -1308,9 +1652,23 @@
         </w:pBdr>
         <w:shd w:fill="auto" w:val="clear"/>
         <w:spacing w:after="0" w:before="0" w:line="240" w:lineRule="auto"/>
-        <w:ind w:left="1440" w:right="0" w:hanging="360"/>
+        <w:ind w:left="720" w:right="0" w:firstLine="0"/>
         <w:jc w:val="left"/>
-        <w:rPr/>
+        <w:rPr>
+          <w:rFonts w:ascii="Arial" w:cs="Arial" w:eastAsia="Arial" w:hAnsi="Arial"/>
+          <w:b w:val="0"/>
+          <w:bCs w:val="0"/>
+          <w:i w:val="0"/>
+          <w:iCs w:val="0"/>
+          <w:smallCaps w:val="0"/>
+          <w:strike w:val="0"/>
+          <w:color w:val="000000"/>
+          <w:sz w:val="22"/>
+          <w:szCs w:val="22"/>
+          <w:u w:val="none"/>
+          <w:shd w:fill="auto" w:val="clear"/>
+          <w:vertAlign w:val="baseline"/>
+        </w:rPr>
       </w:pPr>
       <w:r>
         <w:rPr>
@@ -1343,10 +1701,6 @@
         <w:keepLines w:val="0"/>
         <w:pageBreakBefore w:val="0"/>
         <w:widowControl w:val="1"/>
-        <w:numPr>
-          <w:ilvl w:val="0"/>
-          <w:numId w:val="1"/>
-        </w:numPr>
         <w:pBdr>
           <w:top w:space="0" w:sz="0" w:val="nil"/>
           <w:left w:space="0" w:sz="0" w:val="nil"/>
@@ -1356,9 +1710,23 @@
         </w:pBdr>
         <w:shd w:fill="auto" w:val="clear"/>
         <w:spacing w:after="0" w:before="0" w:line="240" w:lineRule="auto"/>
-        <w:ind w:left="1440" w:right="0" w:hanging="360"/>
+        <w:ind w:left="720" w:right="0" w:firstLine="0"/>
         <w:jc w:val="left"/>
-        <w:rPr/>
+        <w:rPr>
+          <w:rFonts w:ascii="Arial" w:cs="Arial" w:eastAsia="Arial" w:hAnsi="Arial"/>
+          <w:b w:val="0"/>
+          <w:bCs w:val="0"/>
+          <w:i w:val="0"/>
+          <w:iCs w:val="0"/>
+          <w:smallCaps w:val="0"/>
+          <w:strike w:val="0"/>
+          <w:color w:val="000000"/>
+          <w:sz w:val="22"/>
+          <w:szCs w:val="22"/>
+          <w:u w:val="none"/>
+          <w:shd w:fill="auto" w:val="clear"/>
+          <w:vertAlign w:val="baseline"/>
+        </w:rPr>
       </w:pPr>
       <w:r>
         <w:rPr>
@@ -1391,10 +1759,6 @@
         <w:keepLines w:val="0"/>
         <w:pageBreakBefore w:val="0"/>
         <w:widowControl w:val="1"/>
-        <w:numPr>
-          <w:ilvl w:val="0"/>
-          <w:numId w:val="1"/>
-        </w:numPr>
         <w:pBdr>
           <w:top w:space="0" w:sz="0" w:val="nil"/>
           <w:left w:space="0" w:sz="0" w:val="nil"/>
@@ -1404,9 +1768,23 @@
         </w:pBdr>
         <w:shd w:fill="auto" w:val="clear"/>
         <w:spacing w:after="160" w:before="0" w:line="240" w:lineRule="auto"/>
-        <w:ind w:left="1440" w:right="0" w:hanging="360"/>
+        <w:ind w:left="720" w:right="0" w:firstLine="0"/>
         <w:jc w:val="left"/>
-        <w:rPr/>
+        <w:rPr>
+          <w:rFonts w:ascii="Arial" w:cs="Arial" w:eastAsia="Arial" w:hAnsi="Arial"/>
+          <w:b w:val="0"/>
+          <w:bCs w:val="0"/>
+          <w:i w:val="0"/>
+          <w:iCs w:val="0"/>
+          <w:smallCaps w:val="0"/>
+          <w:strike w:val="0"/>
+          <w:color w:val="000000"/>
+          <w:sz w:val="22"/>
+          <w:szCs w:val="22"/>
+          <w:u w:val="none"/>
+          <w:shd w:fill="auto" w:val="clear"/>
+          <w:vertAlign w:val="baseline"/>
+        </w:rPr>
       </w:pPr>
       <w:r>
         <w:rPr>
@@ -1465,10 +1843,6 @@
         <w:keepLines w:val="0"/>
         <w:pageBreakBefore w:val="0"/>
         <w:widowControl w:val="1"/>
-        <w:numPr>
-          <w:ilvl w:val="0"/>
-          <w:numId w:val="1"/>
-        </w:numPr>
         <w:pBdr>
           <w:top w:space="0" w:sz="0" w:val="nil"/>
           <w:left w:space="0" w:sz="0" w:val="nil"/>
@@ -1478,9 +1852,23 @@
         </w:pBdr>
         <w:shd w:fill="auto" w:val="clear"/>
         <w:spacing w:after="0" w:before="0" w:line="240" w:lineRule="auto"/>
-        <w:ind w:left="1440" w:right="0" w:hanging="360"/>
+        <w:ind w:left="720" w:right="0" w:firstLine="0"/>
         <w:jc w:val="left"/>
-        <w:rPr/>
+        <w:rPr>
+          <w:rFonts w:ascii="Arial" w:cs="Arial" w:eastAsia="Arial" w:hAnsi="Arial"/>
+          <w:b w:val="0"/>
+          <w:bCs w:val="0"/>
+          <w:i w:val="0"/>
+          <w:iCs w:val="0"/>
+          <w:smallCaps w:val="0"/>
+          <w:strike w:val="0"/>
+          <w:color w:val="000000"/>
+          <w:sz w:val="22"/>
+          <w:szCs w:val="22"/>
+          <w:u w:val="none"/>
+          <w:shd w:fill="auto" w:val="clear"/>
+          <w:vertAlign w:val="baseline"/>
+        </w:rPr>
       </w:pPr>
       <w:r>
         <w:rPr>
@@ -1551,10 +1939,6 @@
         <w:keepLines w:val="0"/>
         <w:pageBreakBefore w:val="0"/>
         <w:widowControl w:val="1"/>
-        <w:numPr>
-          <w:ilvl w:val="0"/>
-          <w:numId w:val="1"/>
-        </w:numPr>
         <w:pBdr>
           <w:top w:space="0" w:sz="0" w:val="nil"/>
           <w:left w:space="0" w:sz="0" w:val="nil"/>
@@ -1564,9 +1948,23 @@
         </w:pBdr>
         <w:shd w:fill="auto" w:val="clear"/>
         <w:spacing w:after="160" w:before="0" w:line="240" w:lineRule="auto"/>
-        <w:ind w:left="1440" w:right="0" w:hanging="360"/>
+        <w:ind w:left="720" w:right="0" w:firstLine="0"/>
         <w:jc w:val="left"/>
-        <w:rPr/>
+        <w:rPr>
+          <w:rFonts w:ascii="Consolas" w:cs="Consolas" w:eastAsia="Consolas" w:hAnsi="Consolas"/>
+          <w:b w:val="0"/>
+          <w:bCs w:val="0"/>
+          <w:i w:val="0"/>
+          <w:iCs w:val="0"/>
+          <w:smallCaps w:val="0"/>
+          <w:strike w:val="0"/>
+          <w:color w:val="000000"/>
+          <w:sz w:val="20"/>
+          <w:szCs w:val="20"/>
+          <w:u w:val="none"/>
+          <w:shd w:fill="auto" w:val="clear"/>
+          <w:vertAlign w:val="baseline"/>
+        </w:rPr>
       </w:pPr>
       <w:r>
         <w:rPr>
@@ -1624,49 +2022,6 @@
           <w:rtl w:val="0"/>
         </w:rPr>
         <w:t xml:space="preserve">actions.Disable();</w:t>
-      </w:r>
-      <w:r>
-        <w:rPr>
-          <w:rtl w:val="0"/>
-        </w:rPr>
-      </w:r>
-    </w:p>
-    <w:p>
-      <w:pPr>
-        <w:pStyle w:val="Heading1"/>
-        <w:rPr/>
-      </w:pPr>
-      <w:r>
-        <w:rPr>
-          <w:rtl w:val="0"/>
-        </w:rPr>
-        <w:t xml:space="preserve">Physics Setup – Rigidbody2D</w:t>
-      </w:r>
-    </w:p>
-    <w:p>
-      <w:pPr>
-        <w:spacing w:after="120" w:lineRule="auto"/>
-        <w:rPr/>
-      </w:pPr>
-      <w:r>
-        <w:rPr>
-          <w:rtl w:val="0"/>
-        </w:rPr>
-        <w:t xml:space="preserve">A </w:t>
-      </w:r>
-      <w:r>
-        <w:rPr>
-          <w:b w:val="1"/>
-          <w:bCs w:val="1"/>
-          <w:rtl w:val="0"/>
-        </w:rPr>
-        <w:t xml:space="preserve">Rigidbody2D</w:t>
-      </w:r>
-      <w:r>
-        <w:rPr>
-          <w:rtl w:val="0"/>
-        </w:rPr>
-        <w:t xml:space="preserve"> component was added to PlayerNinja with the following settings:</w:t>
       </w:r>
     </w:p>
     <w:p>
@@ -1675,10 +2030,131 @@
         <w:keepLines w:val="0"/>
         <w:pageBreakBefore w:val="0"/>
         <w:widowControl w:val="1"/>
-        <w:numPr>
-          <w:ilvl w:val="0"/>
-          <w:numId w:val="1"/>
-        </w:numPr>
+        <w:pBdr>
+          <w:top w:space="0" w:sz="0" w:val="nil"/>
+          <w:left w:space="0" w:sz="0" w:val="nil"/>
+          <w:bottom w:space="0" w:sz="0" w:val="nil"/>
+          <w:right w:space="0" w:sz="0" w:val="nil"/>
+          <w:between w:space="0" w:sz="0" w:val="nil"/>
+        </w:pBdr>
+        <w:shd w:fill="auto" w:val="clear"/>
+        <w:spacing w:after="160" w:before="0" w:line="240" w:lineRule="auto"/>
+        <w:ind w:left="720" w:right="0" w:firstLine="0"/>
+        <w:jc w:val="left"/>
+        <w:rPr>
+          <w:rFonts w:ascii="Consolas" w:cs="Consolas" w:eastAsia="Consolas" w:hAnsi="Consolas"/>
+          <w:sz w:val="20"/>
+          <w:szCs w:val="20"/>
+        </w:rPr>
+      </w:pPr>
+      <w:r>
+        <w:rPr>
+          <w:rtl w:val="0"/>
+        </w:rPr>
+      </w:r>
+    </w:p>
+    <w:p>
+      <w:pPr>
+        <w:keepNext w:val="0"/>
+        <w:keepLines w:val="0"/>
+        <w:pageBreakBefore w:val="0"/>
+        <w:widowControl w:val="1"/>
+        <w:pBdr>
+          <w:top w:space="0" w:sz="0" w:val="nil"/>
+          <w:left w:space="0" w:sz="0" w:val="nil"/>
+          <w:bottom w:space="0" w:sz="0" w:val="nil"/>
+          <w:right w:space="0" w:sz="0" w:val="nil"/>
+          <w:between w:space="0" w:sz="0" w:val="nil"/>
+        </w:pBdr>
+        <w:shd w:fill="auto" w:val="clear"/>
+        <w:spacing w:after="160" w:before="0" w:line="240" w:lineRule="auto"/>
+        <w:ind w:left="720" w:right="0" w:firstLine="0"/>
+        <w:jc w:val="left"/>
+        <w:rPr>
+          <w:rFonts w:ascii="Consolas" w:cs="Consolas" w:eastAsia="Consolas" w:hAnsi="Consolas"/>
+          <w:sz w:val="20"/>
+          <w:szCs w:val="20"/>
+        </w:rPr>
+      </w:pPr>
+      <w:r>
+        <w:rPr>
+          <w:rtl w:val="0"/>
+        </w:rPr>
+      </w:r>
+    </w:p>
+    <w:p>
+      <w:pPr>
+        <w:keepNext w:val="0"/>
+        <w:keepLines w:val="0"/>
+        <w:pageBreakBefore w:val="0"/>
+        <w:widowControl w:val="1"/>
+        <w:pBdr>
+          <w:top w:space="0" w:sz="0" w:val="nil"/>
+          <w:left w:space="0" w:sz="0" w:val="nil"/>
+          <w:bottom w:space="0" w:sz="0" w:val="nil"/>
+          <w:right w:space="0" w:sz="0" w:val="nil"/>
+          <w:between w:space="0" w:sz="0" w:val="nil"/>
+        </w:pBdr>
+        <w:shd w:fill="auto" w:val="clear"/>
+        <w:spacing w:after="160" w:before="0" w:line="240" w:lineRule="auto"/>
+        <w:ind w:left="720" w:right="0" w:firstLine="0"/>
+        <w:jc w:val="left"/>
+        <w:rPr>
+          <w:rFonts w:ascii="Consolas" w:cs="Consolas" w:eastAsia="Consolas" w:hAnsi="Consolas"/>
+          <w:sz w:val="20"/>
+          <w:szCs w:val="20"/>
+        </w:rPr>
+      </w:pPr>
+      <w:r>
+        <w:rPr>
+          <w:rtl w:val="0"/>
+        </w:rPr>
+      </w:r>
+    </w:p>
+    <w:p>
+      <w:pPr>
+        <w:pStyle w:val="Heading1"/>
+        <w:rPr/>
+      </w:pPr>
+      <w:r>
+        <w:rPr>
+          <w:rtl w:val="0"/>
+        </w:rPr>
+        <w:t xml:space="preserve">Physics Setup – Rigidbody2D</w:t>
+      </w:r>
+    </w:p>
+    <w:p>
+      <w:pPr>
+        <w:spacing w:after="120" w:lineRule="auto"/>
+        <w:rPr/>
+      </w:pPr>
+      <w:r>
+        <w:rPr>
+          <w:rtl w:val="0"/>
+        </w:rPr>
+        <w:t xml:space="preserve">A </w:t>
+      </w:r>
+      <w:r>
+        <w:rPr>
+          <w:b w:val="1"/>
+          <w:bCs w:val="1"/>
+          <w:rtl w:val="0"/>
+        </w:rPr>
+        <w:t xml:space="preserve">Rigidbody2D</w:t>
+      </w:r>
+      <w:r>
+        <w:rPr>
+          <w:rtl w:val="0"/>
+        </w:rPr>
+        <w:t xml:space="preserve"> component was added to PlayerNinja with the following settings:</w:t>
+      </w:r>
+    </w:p>
+    <w:p>
+      <w:pPr>
+        <w:keepNext w:val="0"/>
+        <w:keepLines w:val="0"/>
+        <w:pageBreakBefore w:val="0"/>
+        <w:widowControl w:val="1"/>
         <w:pBdr>
           <w:top w:space="0" w:sz="0" w:val="nil"/>
           <w:left w:space="0" w:sz="0" w:val="nil"/>
@@ -1688,9 +2164,23 @@
         </w:pBdr>
         <w:shd w:fill="auto" w:val="clear"/>
         <w:spacing w:after="0" w:before="0" w:line="240" w:lineRule="auto"/>
-        <w:ind w:left="720" w:right="0" w:hanging="360"/>
+        <w:ind w:left="720" w:right="0" w:firstLine="0"/>
         <w:jc w:val="left"/>
-        <w:rPr/>
+        <w:rPr>
+          <w:rFonts w:ascii="Arial" w:cs="Arial" w:eastAsia="Arial" w:hAnsi="Arial"/>
+          <w:b w:val="0"/>
+          <w:bCs w:val="0"/>
+          <w:i w:val="0"/>
+          <w:iCs w:val="0"/>
+          <w:smallCaps w:val="0"/>
+          <w:strike w:val="0"/>
+          <w:color w:val="000000"/>
+          <w:sz w:val="22"/>
+          <w:szCs w:val="22"/>
+          <w:u w:val="none"/>
+          <w:shd w:fill="auto" w:val="clear"/>
+          <w:vertAlign w:val="baseline"/>
+        </w:rPr>
       </w:pPr>
       <w:r>
         <w:rPr>
@@ -1737,10 +2227,6 @@
         <w:keepLines w:val="0"/>
         <w:pageBreakBefore w:val="0"/>
         <w:widowControl w:val="1"/>
-        <w:numPr>
-          <w:ilvl w:val="0"/>
-          <w:numId w:val="1"/>
-        </w:numPr>
         <w:pBdr>
           <w:top w:space="0" w:sz="0" w:val="nil"/>
           <w:left w:space="0" w:sz="0" w:val="nil"/>
@@ -1750,9 +2236,23 @@
         </w:pBdr>
         <w:shd w:fill="auto" w:val="clear"/>
         <w:spacing w:after="160" w:before="0" w:line="240" w:lineRule="auto"/>
-        <w:ind w:left="720" w:right="0" w:hanging="360"/>
+        <w:ind w:left="720" w:right="0" w:firstLine="0"/>
         <w:jc w:val="left"/>
-        <w:rPr/>
+        <w:rPr>
+          <w:rFonts w:ascii="Arial" w:cs="Arial" w:eastAsia="Arial" w:hAnsi="Arial"/>
+          <w:b w:val="0"/>
+          <w:bCs w:val="0"/>
+          <w:i w:val="0"/>
+          <w:iCs w:val="0"/>
+          <w:smallCaps w:val="0"/>
+          <w:strike w:val="0"/>
+          <w:color w:val="000000"/>
+          <w:sz w:val="22"/>
+          <w:szCs w:val="22"/>
+          <w:u w:val="none"/>
+          <w:shd w:fill="auto" w:val="clear"/>
+          <w:vertAlign w:val="baseline"/>
+        </w:rPr>
       </w:pPr>
       <w:r>
         <w:rPr>
@@ -1861,17 +2361,32 @@
       <w:pPr>
         <w:spacing w:after="80" w:lineRule="auto"/>
         <w:ind w:left="720" w:firstLine="0"/>
-        <w:rPr/>
-      </w:pPr>
-      <w:r>
         <w:rPr>
           <w:rFonts w:ascii="Consolas" w:cs="Consolas" w:eastAsia="Consolas" w:hAnsi="Consolas"/>
           <w:sz w:val="20"/>
           <w:szCs w:val="20"/>
+        </w:rPr>
+      </w:pPr>
+      <w:r>
+        <w:rPr>
+          <w:rFonts w:ascii="Consolas" w:cs="Consolas" w:eastAsia="Consolas" w:hAnsi="Consolas"/>
+          <w:sz w:val="20"/>
+          <w:szCs w:val="20"/>
           <w:rtl w:val="0"/>
         </w:rPr>
         <w:t xml:space="preserve">moveDirection = actions.Movement.Move.ReadValue&lt;Vector2&gt;().normalized;</w:t>
       </w:r>
+    </w:p>
+    <w:p>
+      <w:pPr>
+        <w:spacing w:after="80" w:lineRule="auto"/>
+        <w:ind w:left="720" w:firstLine="0"/>
+        <w:rPr>
+          <w:rFonts w:ascii="Consolas" w:cs="Consolas" w:eastAsia="Consolas" w:hAnsi="Consolas"/>
+          <w:sz w:val="20"/>
+          <w:szCs w:val="20"/>
+        </w:rPr>
+      </w:pPr>
       <w:r>
         <w:rPr>
           <w:rtl w:val="0"/>
@@ -1897,10 +2412,6 @@
         <w:keepLines w:val="0"/>
         <w:pageBreakBefore w:val="0"/>
         <w:widowControl w:val="1"/>
-        <w:numPr>
-          <w:ilvl w:val="0"/>
-          <w:numId w:val="1"/>
-        </w:numPr>
         <w:pBdr>
           <w:top w:space="0" w:sz="0" w:val="nil"/>
           <w:left w:space="0" w:sz="0" w:val="nil"/>
@@ -1910,9 +2421,23 @@
         </w:pBdr>
         <w:shd w:fill="auto" w:val="clear"/>
         <w:spacing w:after="0" w:before="0" w:line="240" w:lineRule="auto"/>
-        <w:ind w:left="1440" w:right="0" w:hanging="360"/>
+        <w:ind w:left="720" w:right="0" w:firstLine="0"/>
         <w:jc w:val="left"/>
-        <w:rPr/>
+        <w:rPr>
+          <w:rFonts w:ascii="Arial" w:cs="Arial" w:eastAsia="Arial" w:hAnsi="Arial"/>
+          <w:b w:val="0"/>
+          <w:bCs w:val="0"/>
+          <w:i w:val="0"/>
+          <w:iCs w:val="0"/>
+          <w:smallCaps w:val="0"/>
+          <w:strike w:val="0"/>
+          <w:color w:val="000000"/>
+          <w:sz w:val="22"/>
+          <w:szCs w:val="22"/>
+          <w:u w:val="none"/>
+          <w:shd w:fill="auto" w:val="clear"/>
+          <w:vertAlign w:val="baseline"/>
+        </w:rPr>
       </w:pPr>
       <w:r>
         <w:rPr>
@@ -1945,10 +2470,6 @@
         <w:keepLines w:val="0"/>
         <w:pageBreakBefore w:val="0"/>
         <w:widowControl w:val="1"/>
-        <w:numPr>
-          <w:ilvl w:val="0"/>
-          <w:numId w:val="1"/>
-        </w:numPr>
         <w:pBdr>
           <w:top w:space="0" w:sz="0" w:val="nil"/>
           <w:left w:space="0" w:sz="0" w:val="nil"/>
@@ -1958,9 +2479,23 @@
         </w:pBdr>
         <w:shd w:fill="auto" w:val="clear"/>
         <w:spacing w:after="0" w:before="0" w:line="240" w:lineRule="auto"/>
-        <w:ind w:left="1440" w:right="0" w:hanging="360"/>
+        <w:ind w:left="720" w:right="0" w:firstLine="0"/>
         <w:jc w:val="left"/>
-        <w:rPr/>
+        <w:rPr>
+          <w:rFonts w:ascii="Arial" w:cs="Arial" w:eastAsia="Arial" w:hAnsi="Arial"/>
+          <w:b w:val="0"/>
+          <w:bCs w:val="0"/>
+          <w:i w:val="0"/>
+          <w:iCs w:val="0"/>
+          <w:smallCaps w:val="0"/>
+          <w:strike w:val="0"/>
+          <w:color w:val="000000"/>
+          <w:sz w:val="22"/>
+          <w:szCs w:val="22"/>
+          <w:u w:val="none"/>
+          <w:shd w:fill="auto" w:val="clear"/>
+          <w:vertAlign w:val="baseline"/>
+        </w:rPr>
       </w:pPr>
       <w:r>
         <w:rPr>
@@ -1993,10 +2528,6 @@
         <w:keepLines w:val="0"/>
         <w:pageBreakBefore w:val="0"/>
         <w:widowControl w:val="1"/>
-        <w:numPr>
-          <w:ilvl w:val="0"/>
-          <w:numId w:val="1"/>
-        </w:numPr>
         <w:pBdr>
           <w:top w:space="0" w:sz="0" w:val="nil"/>
           <w:left w:space="0" w:sz="0" w:val="nil"/>
@@ -2006,9 +2537,23 @@
         </w:pBdr>
         <w:shd w:fill="auto" w:val="clear"/>
         <w:spacing w:after="160" w:before="0" w:line="240" w:lineRule="auto"/>
-        <w:ind w:left="1440" w:right="0" w:hanging="360"/>
+        <w:ind w:left="720" w:right="0" w:firstLine="0"/>
         <w:jc w:val="left"/>
-        <w:rPr/>
+        <w:rPr>
+          <w:rFonts w:ascii="Arial" w:cs="Arial" w:eastAsia="Arial" w:hAnsi="Arial"/>
+          <w:b w:val="0"/>
+          <w:bCs w:val="0"/>
+          <w:i w:val="0"/>
+          <w:iCs w:val="0"/>
+          <w:smallCaps w:val="0"/>
+          <w:strike w:val="0"/>
+          <w:color w:val="000000"/>
+          <w:sz w:val="22"/>
+          <w:szCs w:val="22"/>
+          <w:u w:val="none"/>
+          <w:shd w:fill="auto" w:val="clear"/>
+          <w:vertAlign w:val="baseline"/>
+        </w:rPr>
       </w:pPr>
       <w:r>
         <w:rPr>
@@ -2034,6 +2579,48 @@
           <w:rtl w:val="0"/>
         </w:rPr>
       </w:r>
+      <w:r>
+        <w:drawing>
+          <wp:anchor allowOverlap="1" behindDoc="0" distB="114300" distT="114300" distL="114300" distR="114300" hidden="0" layoutInCell="1" locked="0" relativeHeight="0" simplePos="0">
+            <wp:simplePos x="0" y="0"/>
+            <wp:positionH relativeFrom="column">
+              <wp:posOffset>411960</wp:posOffset>
+            </wp:positionH>
+            <wp:positionV relativeFrom="paragraph">
+              <wp:posOffset>285750</wp:posOffset>
+            </wp:positionV>
+            <wp:extent cx="5295900" cy="2581275"/>
+            <wp:effectExtent b="0" l="0" r="0" t="0"/>
+            <wp:wrapSquare wrapText="bothSides" distB="114300" distT="114300" distL="114300" distR="114300"/>
+            <wp:docPr id="7" name="image5.png"/>
+            <a:graphic>
+              <a:graphicData uri="http://schemas.openxmlformats.org/drawingml/2006/picture">
+                <pic:pic>
+                  <pic:nvPicPr>
+                    <pic:cNvPr id="0" name="image5.png"/>
+                    <pic:cNvPicPr preferRelativeResize="0"/>
+                  </pic:nvPicPr>
+                  <pic:blipFill>
+                    <a:blip r:embed="rId10"/>
+                    <a:srcRect b="0" l="0" r="0" t="0"/>
+                    <a:stretch>
+                      <a:fillRect/>
+                    </a:stretch>
+                  </pic:blipFill>
+                  <pic:spPr>
+                    <a:xfrm>
+                      <a:off x="0" y="0"/>
+                      <a:ext cx="5295900" cy="2581275"/>
+                    </a:xfrm>
+                    <a:prstGeom prst="rect"/>
+                    <a:ln/>
+                  </pic:spPr>
+                </pic:pic>
+              </a:graphicData>
+            </a:graphic>
+          </wp:anchor>
+        </w:drawing>
+      </w:r>
     </w:p>
     <w:p>
       <w:pPr>
@@ -2079,17 +2666,96 @@
       <w:pPr>
         <w:spacing w:after="200" w:lineRule="auto"/>
         <w:ind w:left="720" w:firstLine="0"/>
-        <w:rPr/>
-      </w:pPr>
-      <w:r>
         <w:rPr>
           <w:rFonts w:ascii="Consolas" w:cs="Consolas" w:eastAsia="Consolas" w:hAnsi="Consolas"/>
           <w:sz w:val="20"/>
           <w:szCs w:val="20"/>
+        </w:rPr>
+      </w:pPr>
+      <w:r>
+        <w:rPr>
+          <w:rFonts w:ascii="Consolas" w:cs="Consolas" w:eastAsia="Consolas" w:hAnsi="Consolas"/>
+          <w:sz w:val="20"/>
+          <w:szCs w:val="20"/>
           <w:rtl w:val="0"/>
         </w:rPr>
         <w:t xml:space="preserve">rb.MovePosition(rb.position + moveDirection * (speed * Time.fixedDeltaTime));</w:t>
       </w:r>
+      <w:r>
+        <w:drawing>
+          <wp:anchor allowOverlap="1" behindDoc="0" distB="114300" distT="114300" distL="114300" distR="114300" hidden="0" layoutInCell="1" locked="0" relativeHeight="0" simplePos="0">
+            <wp:simplePos x="0" y="0"/>
+            <wp:positionH relativeFrom="column">
+              <wp:posOffset>-2376</wp:posOffset>
+            </wp:positionH>
+            <wp:positionV relativeFrom="paragraph">
+              <wp:posOffset>323850</wp:posOffset>
+            </wp:positionV>
+            <wp:extent cx="6119820" cy="1168400"/>
+            <wp:effectExtent b="0" l="0" r="0" t="0"/>
+            <wp:wrapSquare wrapText="bothSides" distB="114300" distT="114300" distL="114300" distR="114300"/>
+            <wp:docPr id="14" name="image9.png"/>
+            <a:graphic>
+              <a:graphicData uri="http://schemas.openxmlformats.org/drawingml/2006/picture">
+                <pic:pic>
+                  <pic:nvPicPr>
+                    <pic:cNvPr id="0" name="image9.png"/>
+                    <pic:cNvPicPr preferRelativeResize="0"/>
+                  </pic:nvPicPr>
+                  <pic:blipFill>
+                    <a:blip r:embed="rId11"/>
+                    <a:srcRect b="0" l="0" r="0" t="0"/>
+                    <a:stretch>
+                      <a:fillRect/>
+                    </a:stretch>
+                  </pic:blipFill>
+                  <pic:spPr>
+                    <a:xfrm>
+                      <a:off x="0" y="0"/>
+                      <a:ext cx="6119820" cy="1168400"/>
+                    </a:xfrm>
+                    <a:prstGeom prst="rect"/>
+                    <a:ln/>
+                  </pic:spPr>
+                </pic:pic>
+              </a:graphicData>
+            </a:graphic>
+          </wp:anchor>
+        </w:drawing>
+      </w:r>
+    </w:p>
+    <w:p>
+      <w:pPr>
+        <w:spacing w:after="200" w:lineRule="auto"/>
+        <w:ind w:left="720" w:firstLine="0"/>
+        <w:rPr>
+          <w:rFonts w:ascii="Consolas" w:cs="Consolas" w:eastAsia="Consolas" w:hAnsi="Consolas"/>
+          <w:sz w:val="20"/>
+          <w:szCs w:val="20"/>
+        </w:rPr>
+      </w:pPr>
+      <w:r>
+        <w:rPr>
+          <w:rtl w:val="0"/>
+        </w:rPr>
+      </w:r>
+    </w:p>
+    <w:p>
+      <w:pPr>
+        <w:pStyle w:val="Heading1"/>
+        <w:rPr/>
+      </w:pPr>
+      <w:r>
+        <w:rPr>
+          <w:rtl w:val="0"/>
+        </w:rPr>
+      </w:r>
+    </w:p>
+    <w:p>
+      <w:pPr>
+        <w:pStyle w:val="Heading1"/>
+        <w:rPr/>
+      </w:pPr>
       <w:r>
         <w:rPr>
           <w:rtl w:val="0"/>
@@ -2140,10 +2806,6 @@
         <w:keepLines w:val="0"/>
         <w:pageBreakBefore w:val="0"/>
         <w:widowControl w:val="1"/>
-        <w:numPr>
-          <w:ilvl w:val="0"/>
-          <w:numId w:val="1"/>
-        </w:numPr>
         <w:pBdr>
           <w:top w:space="0" w:sz="0" w:val="nil"/>
           <w:left w:space="0" w:sz="0" w:val="nil"/>
@@ -2153,9 +2815,23 @@
         </w:pBdr>
         <w:shd w:fill="auto" w:val="clear"/>
         <w:spacing w:after="0" w:before="0" w:line="240" w:lineRule="auto"/>
-        <w:ind w:left="720" w:right="0" w:hanging="360"/>
+        <w:ind w:left="720" w:right="0" w:firstLine="0"/>
         <w:jc w:val="left"/>
-        <w:rPr/>
+        <w:rPr>
+          <w:rFonts w:ascii="Arial" w:cs="Arial" w:eastAsia="Arial" w:hAnsi="Arial"/>
+          <w:b w:val="0"/>
+          <w:bCs w:val="0"/>
+          <w:i w:val="0"/>
+          <w:iCs w:val="0"/>
+          <w:smallCaps w:val="0"/>
+          <w:strike w:val="0"/>
+          <w:color w:val="000000"/>
+          <w:sz w:val="22"/>
+          <w:szCs w:val="22"/>
+          <w:u w:val="none"/>
+          <w:shd w:fill="auto" w:val="clear"/>
+          <w:vertAlign w:val="baseline"/>
+        </w:rPr>
       </w:pPr>
       <w:r>
         <w:rPr>
@@ -2202,10 +2878,6 @@
         <w:keepLines w:val="0"/>
         <w:pageBreakBefore w:val="0"/>
         <w:widowControl w:val="1"/>
-        <w:numPr>
-          <w:ilvl w:val="0"/>
-          <w:numId w:val="1"/>
-        </w:numPr>
         <w:pBdr>
           <w:top w:space="0" w:sz="0" w:val="nil"/>
           <w:left w:space="0" w:sz="0" w:val="nil"/>
@@ -2215,9 +2887,23 @@
         </w:pBdr>
         <w:shd w:fill="auto" w:val="clear"/>
         <w:spacing w:after="0" w:before="0" w:line="240" w:lineRule="auto"/>
-        <w:ind w:left="720" w:right="0" w:hanging="360"/>
+        <w:ind w:left="720" w:right="0" w:firstLine="0"/>
         <w:jc w:val="left"/>
-        <w:rPr/>
+        <w:rPr>
+          <w:rFonts w:ascii="Arial" w:cs="Arial" w:eastAsia="Arial" w:hAnsi="Arial"/>
+          <w:b w:val="0"/>
+          <w:bCs w:val="0"/>
+          <w:i w:val="0"/>
+          <w:iCs w:val="0"/>
+          <w:smallCaps w:val="0"/>
+          <w:strike w:val="0"/>
+          <w:color w:val="000000"/>
+          <w:sz w:val="22"/>
+          <w:szCs w:val="22"/>
+          <w:u w:val="none"/>
+          <w:shd w:fill="auto" w:val="clear"/>
+          <w:vertAlign w:val="baseline"/>
+        </w:rPr>
       </w:pPr>
       <w:r>
         <w:rPr>
@@ -2250,10 +2936,6 @@
         <w:keepLines w:val="0"/>
         <w:pageBreakBefore w:val="0"/>
         <w:widowControl w:val="1"/>
-        <w:numPr>
-          <w:ilvl w:val="0"/>
-          <w:numId w:val="1"/>
-        </w:numPr>
         <w:pBdr>
           <w:top w:space="0" w:sz="0" w:val="nil"/>
           <w:left w:space="0" w:sz="0" w:val="nil"/>
@@ -2263,9 +2945,23 @@
         </w:pBdr>
         <w:shd w:fill="auto" w:val="clear"/>
         <w:spacing w:after="0" w:before="0" w:line="240" w:lineRule="auto"/>
-        <w:ind w:left="720" w:right="0" w:hanging="360"/>
+        <w:ind w:left="720" w:right="0" w:firstLine="0"/>
         <w:jc w:val="left"/>
-        <w:rPr/>
+        <w:rPr>
+          <w:rFonts w:ascii="Arial" w:cs="Arial" w:eastAsia="Arial" w:hAnsi="Arial"/>
+          <w:b w:val="0"/>
+          <w:bCs w:val="0"/>
+          <w:i w:val="0"/>
+          <w:iCs w:val="0"/>
+          <w:smallCaps w:val="0"/>
+          <w:strike w:val="0"/>
+          <w:color w:val="000000"/>
+          <w:sz w:val="22"/>
+          <w:szCs w:val="22"/>
+          <w:u w:val="none"/>
+          <w:shd w:fill="auto" w:val="clear"/>
+          <w:vertAlign w:val="baseline"/>
+        </w:rPr>
       </w:pPr>
       <w:r>
         <w:rPr>
@@ -2298,10 +2994,6 @@
         <w:keepLines w:val="0"/>
         <w:pageBreakBefore w:val="0"/>
         <w:widowControl w:val="1"/>
-        <w:numPr>
-          <w:ilvl w:val="0"/>
-          <w:numId w:val="1"/>
-        </w:numPr>
         <w:pBdr>
           <w:top w:space="0" w:sz="0" w:val="nil"/>
           <w:left w:space="0" w:sz="0" w:val="nil"/>
@@ -2311,11 +3003,8 @@
         </w:pBdr>
         <w:shd w:fill="auto" w:val="clear"/>
         <w:spacing w:after="160" w:before="0" w:line="240" w:lineRule="auto"/>
-        <w:ind w:left="720" w:right="0" w:hanging="360"/>
+        <w:ind w:left="720" w:right="0" w:firstLine="0"/>
         <w:jc w:val="left"/>
-        <w:rPr/>
-      </w:pPr>
-      <w:r>
         <w:rPr>
           <w:rFonts w:ascii="Arial" w:cs="Arial" w:eastAsia="Arial" w:hAnsi="Arial"/>
           <w:b w:val="1"/>
@@ -2330,64 +3019,68 @@
           <w:u w:val="none"/>
           <w:shd w:fill="auto" w:val="clear"/>
           <w:vertAlign w:val="baseline"/>
-          <w:rtl w:val="0"/>
-        </w:rPr>
-        <w:t xml:space="preserve">Walk_Right</w:t>
-      </w:r>
-      <w:r>
-        <w:rPr>
-          <w:rtl w:val="0"/>
-        </w:rPr>
-      </w:r>
-    </w:p>
-    <w:p>
-      <w:pPr>
-        <w:spacing w:after="200" w:lineRule="auto"/>
-        <w:rPr/>
-      </w:pPr>
-      <w:r>
-        <w:rPr>
-          <w:rtl w:val="0"/>
-        </w:rPr>
-        <w:t xml:space="preserve">Keyframes were placed at frames 0, 10, 20, 30 and 40 to create a smooth looping walk cycle.</w:t>
-      </w:r>
-    </w:p>
-    <w:p>
-      <w:pPr>
-        <w:pStyle w:val="Heading1"/>
-        <w:rPr/>
-      </w:pPr>
-      <w:r>
-        <w:rPr>
-          <w:rtl w:val="0"/>
-        </w:rPr>
-        <w:t xml:space="preserve">Animator Controller and Blend Tree</w:t>
-      </w:r>
-    </w:p>
-    <w:p>
-      <w:pPr>
-        <w:spacing w:after="120" w:lineRule="auto"/>
-        <w:rPr/>
-      </w:pPr>
-      <w:r>
-        <w:rPr>
-          <w:rtl w:val="0"/>
-        </w:rPr>
-        <w:t xml:space="preserve">The default animation nodes generated when creating the clips were deleted. A new </w:t>
-      </w:r>
-      <w:r>
-        <w:rPr>
+        </w:rPr>
+      </w:pPr>
+      <w:r>
+        <w:rPr>
+          <w:rFonts w:ascii="Arial" w:cs="Arial" w:eastAsia="Arial" w:hAnsi="Arial"/>
           <w:b w:val="1"/>
           <w:bCs w:val="1"/>
-          <w:rtl w:val="0"/>
-        </w:rPr>
-        <w:t xml:space="preserve">Blend Tree</w:t>
-      </w:r>
-      <w:r>
-        <w:rPr>
-          <w:rtl w:val="0"/>
-        </w:rPr>
-        <w:t xml:space="preserve"> was created and configured as follows:</w:t>
+          <w:i w:val="0"/>
+          <w:iCs w:val="0"/>
+          <w:smallCaps w:val="0"/>
+          <w:strike w:val="0"/>
+          <w:color w:val="000000"/>
+          <w:sz w:val="22"/>
+          <w:szCs w:val="22"/>
+          <w:u w:val="none"/>
+          <w:shd w:fill="auto" w:val="clear"/>
+          <w:vertAlign w:val="baseline"/>
+          <w:rtl w:val="0"/>
+        </w:rPr>
+        <w:t xml:space="preserve">Walk_Right</w:t>
+      </w:r>
+      <w:r>
+        <w:drawing>
+          <wp:anchor allowOverlap="1" behindDoc="0" distB="114300" distT="114300" distL="114300" distR="114300" hidden="0" layoutInCell="1" locked="0" relativeHeight="0" simplePos="0">
+            <wp:simplePos x="0" y="0"/>
+            <wp:positionH relativeFrom="column">
+              <wp:posOffset>-285749</wp:posOffset>
+            </wp:positionH>
+            <wp:positionV relativeFrom="paragraph">
+              <wp:posOffset>285750</wp:posOffset>
+            </wp:positionV>
+            <wp:extent cx="2570798" cy="579997"/>
+            <wp:effectExtent b="0" l="0" r="0" t="0"/>
+            <wp:wrapSquare wrapText="bothSides" distB="114300" distT="114300" distL="114300" distR="114300"/>
+            <wp:docPr id="10" name="image14.png"/>
+            <a:graphic>
+              <a:graphicData uri="http://schemas.openxmlformats.org/drawingml/2006/picture">
+                <pic:pic>
+                  <pic:nvPicPr>
+                    <pic:cNvPr id="0" name="image14.png"/>
+                    <pic:cNvPicPr preferRelativeResize="0"/>
+                  </pic:nvPicPr>
+                  <pic:blipFill>
+                    <a:blip r:embed="rId12"/>
+                    <a:srcRect b="0" l="0" r="0" t="0"/>
+                    <a:stretch>
+                      <a:fillRect/>
+                    </a:stretch>
+                  </pic:blipFill>
+                  <pic:spPr>
+                    <a:xfrm>
+                      <a:off x="0" y="0"/>
+                      <a:ext cx="2570798" cy="579997"/>
+                    </a:xfrm>
+                    <a:prstGeom prst="rect"/>
+                    <a:ln/>
+                  </pic:spPr>
+                </pic:pic>
+              </a:graphicData>
+            </a:graphic>
+          </wp:anchor>
+        </w:drawing>
       </w:r>
     </w:p>
     <w:p>
@@ -2396,10 +3089,200 @@
         <w:keepLines w:val="0"/>
         <w:pageBreakBefore w:val="0"/>
         <w:widowControl w:val="1"/>
-        <w:numPr>
-          <w:ilvl w:val="0"/>
-          <w:numId w:val="1"/>
-        </w:numPr>
+        <w:pBdr>
+          <w:top w:space="0" w:sz="0" w:val="nil"/>
+          <w:left w:space="0" w:sz="0" w:val="nil"/>
+          <w:bottom w:space="0" w:sz="0" w:val="nil"/>
+          <w:right w:space="0" w:sz="0" w:val="nil"/>
+          <w:between w:space="0" w:sz="0" w:val="nil"/>
+        </w:pBdr>
+        <w:shd w:fill="auto" w:val="clear"/>
+        <w:spacing w:after="160" w:before="0" w:line="240" w:lineRule="auto"/>
+        <w:ind w:left="720" w:right="0" w:firstLine="0"/>
+        <w:rPr>
+          <w:b w:val="1"/>
+          <w:bCs w:val="1"/>
+        </w:rPr>
+      </w:pPr>
+      <w:r>
+        <w:rPr>
+          <w:rtl w:val="0"/>
+        </w:rPr>
+      </w:r>
+    </w:p>
+    <w:p>
+      <w:pPr>
+        <w:spacing w:after="200" w:lineRule="auto"/>
+        <w:rPr/>
+      </w:pPr>
+      <w:r>
+        <w:rPr>
+          <w:rtl w:val="0"/>
+        </w:rPr>
+        <w:t xml:space="preserve">Keyframes were placed at frames 0, 10, 20, 30 and 40 to create a smooth looping walk cycle.</w:t>
+      </w:r>
+      <w:r>
+        <w:drawing>
+          <wp:anchor allowOverlap="1" behindDoc="0" distB="114300" distT="114300" distL="114300" distR="114300" hidden="0" layoutInCell="1" locked="0" relativeHeight="0" simplePos="0">
+            <wp:simplePos x="0" y="0"/>
+            <wp:positionH relativeFrom="column">
+              <wp:posOffset>523875</wp:posOffset>
+            </wp:positionH>
+            <wp:positionV relativeFrom="paragraph">
+              <wp:posOffset>476858</wp:posOffset>
+            </wp:positionV>
+            <wp:extent cx="4808725" cy="1233006"/>
+            <wp:effectExtent b="0" l="0" r="0" t="0"/>
+            <wp:wrapSquare wrapText="bothSides" distB="114300" distT="114300" distL="114300" distR="114300"/>
+            <wp:docPr id="11" name="image6.png"/>
+            <a:graphic>
+              <a:graphicData uri="http://schemas.openxmlformats.org/drawingml/2006/picture">
+                <pic:pic>
+                  <pic:nvPicPr>
+                    <pic:cNvPr id="0" name="image6.png"/>
+                    <pic:cNvPicPr preferRelativeResize="0"/>
+                  </pic:nvPicPr>
+                  <pic:blipFill>
+                    <a:blip r:embed="rId13"/>
+                    <a:srcRect b="0" l="0" r="0" t="0"/>
+                    <a:stretch>
+                      <a:fillRect/>
+                    </a:stretch>
+                  </pic:blipFill>
+                  <pic:spPr>
+                    <a:xfrm>
+                      <a:off x="0" y="0"/>
+                      <a:ext cx="4808725" cy="1233006"/>
+                    </a:xfrm>
+                    <a:prstGeom prst="rect"/>
+                    <a:ln/>
+                  </pic:spPr>
+                </pic:pic>
+              </a:graphicData>
+            </a:graphic>
+          </wp:anchor>
+        </w:drawing>
+      </w:r>
+    </w:p>
+    <w:p>
+      <w:pPr>
+        <w:pStyle w:val="Heading1"/>
+        <w:rPr/>
+      </w:pPr>
+      <w:r>
+        <w:rPr>
+          <w:rtl w:val="0"/>
+        </w:rPr>
+      </w:r>
+    </w:p>
+    <w:p>
+      <w:pPr>
+        <w:pStyle w:val="Heading1"/>
+        <w:rPr/>
+      </w:pPr>
+      <w:r>
+        <w:rPr>
+          <w:rtl w:val="0"/>
+        </w:rPr>
+      </w:r>
+    </w:p>
+    <w:p>
+      <w:pPr>
+        <w:pStyle w:val="Heading1"/>
+        <w:rPr/>
+      </w:pPr>
+      <w:r>
+        <w:rPr>
+          <w:rtl w:val="0"/>
+        </w:rPr>
+      </w:r>
+    </w:p>
+    <w:p>
+      <w:pPr>
+        <w:pStyle w:val="Heading1"/>
+        <w:rPr/>
+      </w:pPr>
+      <w:r>
+        <w:rPr>
+          <w:rtl w:val="0"/>
+        </w:rPr>
+        <w:t xml:space="preserve">Animator Controller and Blend Tree</w:t>
+      </w:r>
+    </w:p>
+    <w:p>
+      <w:pPr>
+        <w:spacing w:after="120" w:lineRule="auto"/>
+        <w:rPr/>
+      </w:pPr>
+      <w:r>
+        <w:rPr>
+          <w:rtl w:val="0"/>
+        </w:rPr>
+        <w:t xml:space="preserve">The default animation nodes generated when creating the clips were deleted. A new </w:t>
+      </w:r>
+      <w:r>
+        <w:rPr>
+          <w:b w:val="1"/>
+          <w:bCs w:val="1"/>
+          <w:rtl w:val="0"/>
+        </w:rPr>
+        <w:t xml:space="preserve">Blend Tree</w:t>
+      </w:r>
+      <w:r>
+        <w:rPr>
+          <w:rtl w:val="0"/>
+        </w:rPr>
+        <w:t xml:space="preserve"> was created and configured as follows:</w:t>
+      </w:r>
+      <w:r>
+        <w:drawing>
+          <wp:anchor allowOverlap="1" behindDoc="0" distB="114300" distT="114300" distL="114300" distR="114300" hidden="0" layoutInCell="1" locked="0" relativeHeight="0" simplePos="0">
+            <wp:simplePos x="0" y="0"/>
+            <wp:positionH relativeFrom="column">
+              <wp:posOffset>4486275</wp:posOffset>
+            </wp:positionH>
+            <wp:positionV relativeFrom="paragraph">
+              <wp:posOffset>371475</wp:posOffset>
+            </wp:positionV>
+            <wp:extent cx="1246823" cy="995890"/>
+            <wp:effectExtent b="0" l="0" r="0" t="0"/>
+            <wp:wrapSquare wrapText="bothSides" distB="114300" distT="114300" distL="114300" distR="114300"/>
+            <wp:docPr id="12" name="image13.png"/>
+            <a:graphic>
+              <a:graphicData uri="http://schemas.openxmlformats.org/drawingml/2006/picture">
+                <pic:pic>
+                  <pic:nvPicPr>
+                    <pic:cNvPr id="0" name="image13.png"/>
+                    <pic:cNvPicPr preferRelativeResize="0"/>
+                  </pic:nvPicPr>
+                  <pic:blipFill>
+                    <a:blip r:embed="rId14"/>
+                    <a:srcRect b="0" l="0" r="0" t="0"/>
+                    <a:stretch>
+                      <a:fillRect/>
+                    </a:stretch>
+                  </pic:blipFill>
+                  <pic:spPr>
+                    <a:xfrm>
+                      <a:off x="0" y="0"/>
+                      <a:ext cx="1246823" cy="995890"/>
+                    </a:xfrm>
+                    <a:prstGeom prst="rect"/>
+                    <a:ln/>
+                  </pic:spPr>
+                </pic:pic>
+              </a:graphicData>
+            </a:graphic>
+          </wp:anchor>
+        </w:drawing>
+      </w:r>
+    </w:p>
+    <w:p>
+      <w:pPr>
+        <w:keepNext w:val="0"/>
+        <w:keepLines w:val="0"/>
+        <w:pageBreakBefore w:val="0"/>
+        <w:widowControl w:val="1"/>
         <w:pBdr>
           <w:top w:space="0" w:sz="0" w:val="nil"/>
           <w:left w:space="0" w:sz="0" w:val="nil"/>
@@ -2409,9 +3292,23 @@
         </w:pBdr>
         <w:shd w:fill="auto" w:val="clear"/>
         <w:spacing w:after="0" w:before="0" w:line="240" w:lineRule="auto"/>
-        <w:ind w:left="720" w:right="0" w:hanging="360"/>
+        <w:ind w:left="720" w:right="0" w:firstLine="0"/>
         <w:jc w:val="left"/>
-        <w:rPr/>
+        <w:rPr>
+          <w:rFonts w:ascii="Arial" w:cs="Arial" w:eastAsia="Arial" w:hAnsi="Arial"/>
+          <w:b w:val="0"/>
+          <w:bCs w:val="0"/>
+          <w:i w:val="0"/>
+          <w:iCs w:val="0"/>
+          <w:smallCaps w:val="0"/>
+          <w:strike w:val="0"/>
+          <w:color w:val="000000"/>
+          <w:sz w:val="22"/>
+          <w:szCs w:val="22"/>
+          <w:u w:val="none"/>
+          <w:shd w:fill="auto" w:val="clear"/>
+          <w:vertAlign w:val="baseline"/>
+        </w:rPr>
       </w:pPr>
       <w:r>
         <w:rPr>
@@ -2458,10 +3355,6 @@
         <w:keepLines w:val="0"/>
         <w:pageBreakBefore w:val="0"/>
         <w:widowControl w:val="1"/>
-        <w:numPr>
-          <w:ilvl w:val="0"/>
-          <w:numId w:val="1"/>
-        </w:numPr>
         <w:pBdr>
           <w:top w:space="0" w:sz="0" w:val="nil"/>
           <w:left w:space="0" w:sz="0" w:val="nil"/>
@@ -2471,9 +3364,23 @@
         </w:pBdr>
         <w:shd w:fill="auto" w:val="clear"/>
         <w:spacing w:after="0" w:before="0" w:line="240" w:lineRule="auto"/>
-        <w:ind w:left="720" w:right="0" w:hanging="360"/>
+        <w:ind w:left="720" w:right="0" w:firstLine="0"/>
         <w:jc w:val="left"/>
-        <w:rPr/>
+        <w:rPr>
+          <w:rFonts w:ascii="Arial" w:cs="Arial" w:eastAsia="Arial" w:hAnsi="Arial"/>
+          <w:b w:val="0"/>
+          <w:bCs w:val="0"/>
+          <w:i w:val="0"/>
+          <w:iCs w:val="0"/>
+          <w:smallCaps w:val="0"/>
+          <w:strike w:val="0"/>
+          <w:color w:val="000000"/>
+          <w:sz w:val="22"/>
+          <w:szCs w:val="22"/>
+          <w:u w:val="none"/>
+          <w:shd w:fill="auto" w:val="clear"/>
+          <w:vertAlign w:val="baseline"/>
+        </w:rPr>
       </w:pPr>
       <w:r>
         <w:rPr>
@@ -2520,10 +3427,6 @@
         <w:keepLines w:val="0"/>
         <w:pageBreakBefore w:val="0"/>
         <w:widowControl w:val="1"/>
-        <w:numPr>
-          <w:ilvl w:val="0"/>
-          <w:numId w:val="1"/>
-        </w:numPr>
         <w:pBdr>
           <w:top w:space="0" w:sz="0" w:val="nil"/>
           <w:left w:space="0" w:sz="0" w:val="nil"/>
@@ -2533,9 +3436,23 @@
         </w:pBdr>
         <w:shd w:fill="auto" w:val="clear"/>
         <w:spacing w:after="0" w:before="0" w:line="240" w:lineRule="auto"/>
-        <w:ind w:left="720" w:right="0" w:hanging="360"/>
+        <w:ind w:left="720" w:right="0" w:firstLine="0"/>
         <w:jc w:val="left"/>
-        <w:rPr/>
+        <w:rPr>
+          <w:rFonts w:ascii="Arial" w:cs="Arial" w:eastAsia="Arial" w:hAnsi="Arial"/>
+          <w:b w:val="0"/>
+          <w:bCs w:val="0"/>
+          <w:i w:val="0"/>
+          <w:iCs w:val="0"/>
+          <w:smallCaps w:val="0"/>
+          <w:strike w:val="0"/>
+          <w:color w:val="000000"/>
+          <w:sz w:val="22"/>
+          <w:szCs w:val="22"/>
+          <w:u w:val="none"/>
+          <w:shd w:fill="auto" w:val="clear"/>
+          <w:vertAlign w:val="baseline"/>
+        </w:rPr>
       </w:pPr>
       <w:r>
         <w:rPr>
@@ -2588,10 +3505,6 @@
         <w:keepLines w:val="0"/>
         <w:pageBreakBefore w:val="0"/>
         <w:widowControl w:val="1"/>
-        <w:numPr>
-          <w:ilvl w:val="0"/>
-          <w:numId w:val="1"/>
-        </w:numPr>
         <w:pBdr>
           <w:top w:space="0" w:sz="0" w:val="nil"/>
           <w:left w:space="0" w:sz="0" w:val="nil"/>
@@ -2601,9 +3514,23 @@
         </w:pBdr>
         <w:shd w:fill="auto" w:val="clear"/>
         <w:spacing w:after="160" w:before="0" w:line="240" w:lineRule="auto"/>
-        <w:ind w:left="720" w:right="0" w:hanging="360"/>
+        <w:ind w:left="720" w:right="0" w:firstLine="0"/>
         <w:jc w:val="left"/>
-        <w:rPr/>
+        <w:rPr>
+          <w:rFonts w:ascii="Arial" w:cs="Arial" w:eastAsia="Arial" w:hAnsi="Arial"/>
+          <w:b w:val="0"/>
+          <w:bCs w:val="0"/>
+          <w:i w:val="0"/>
+          <w:iCs w:val="0"/>
+          <w:smallCaps w:val="0"/>
+          <w:strike w:val="0"/>
+          <w:color w:val="000000"/>
+          <w:sz w:val="22"/>
+          <w:szCs w:val="22"/>
+          <w:u w:val="none"/>
+          <w:shd w:fill="auto" w:val="clear"/>
+          <w:vertAlign w:val="baseline"/>
+        </w:rPr>
       </w:pPr>
       <w:r>
         <w:rPr>
@@ -2623,42 +3550,6 @@
           <w:rtl w:val="0"/>
         </w:rPr>
         <w:t xml:space="preserve">Each motion was assigned the correct directional thresholds (e.g. Walk_Right → X = 1, Y = 0; Walk_Up → X = 0, Y = 1, etc.).</w:t>
-      </w:r>
-    </w:p>
-    <w:p>
-      <w:pPr>
-        <w:spacing w:after="200" w:lineRule="auto"/>
-        <w:rPr/>
-      </w:pPr>
-      <w:r>
-        <w:rPr>
-          <w:rtl w:val="0"/>
-        </w:rPr>
-        <w:t xml:space="preserve">The Blend Tree automatically interpolates between the four directional animations according to the current values of MoveX and MoveY, producing smooth transitions when the player changes direction.</w:t>
-      </w:r>
-    </w:p>
-    <w:p>
-      <w:pPr>
-        <w:pStyle w:val="Heading1"/>
-        <w:rPr/>
-      </w:pPr>
-      <w:r>
-        <w:rPr>
-          <w:rtl w:val="0"/>
-        </w:rPr>
-        <w:t xml:space="preserve">Bonus – Idle Animations</w:t>
-      </w:r>
-    </w:p>
-    <w:p>
-      <w:pPr>
-        <w:spacing w:after="120" w:lineRule="auto"/>
-        <w:rPr/>
-      </w:pPr>
-      <w:r>
-        <w:rPr>
-          <w:rtl w:val="0"/>
-        </w:rPr>
-        <w:t xml:space="preserve">The same sprite-slicing process was repeated for the Idle spritesheet. Four idle animation clips were created:</w:t>
       </w:r>
     </w:p>
     <w:p>
@@ -2667,10 +3558,326 @@
         <w:keepLines w:val="0"/>
         <w:pageBreakBefore w:val="0"/>
         <w:widowControl w:val="1"/>
-        <w:numPr>
-          <w:ilvl w:val="0"/>
-          <w:numId w:val="1"/>
-        </w:numPr>
+        <w:pBdr>
+          <w:top w:space="0" w:sz="0" w:val="nil"/>
+          <w:left w:space="0" w:sz="0" w:val="nil"/>
+          <w:bottom w:space="0" w:sz="0" w:val="nil"/>
+          <w:right w:space="0" w:sz="0" w:val="nil"/>
+          <w:between w:space="0" w:sz="0" w:val="nil"/>
+        </w:pBdr>
+        <w:shd w:fill="auto" w:val="clear"/>
+        <w:spacing w:after="160" w:before="0" w:line="240" w:lineRule="auto"/>
+        <w:ind w:left="720" w:right="0" w:firstLine="0"/>
+        <w:rPr/>
+      </w:pPr>
+      <w:r>
+        <w:rPr/>
+        <w:drawing>
+          <wp:inline distB="114300" distT="114300" distL="114300" distR="114300">
+            <wp:extent cx="5234937" cy="1349954"/>
+            <wp:effectExtent b="0" l="0" r="0" t="0"/>
+            <wp:docPr id="4" name="image4.png"/>
+            <a:graphic>
+              <a:graphicData uri="http://schemas.openxmlformats.org/drawingml/2006/picture">
+                <pic:pic>
+                  <pic:nvPicPr>
+                    <pic:cNvPr id="0" name="image4.png"/>
+                    <pic:cNvPicPr preferRelativeResize="0"/>
+                  </pic:nvPicPr>
+                  <pic:blipFill>
+                    <a:blip r:embed="rId15"/>
+                    <a:srcRect b="0" l="0" r="0" t="0"/>
+                    <a:stretch>
+                      <a:fillRect/>
+                    </a:stretch>
+                  </pic:blipFill>
+                  <pic:spPr>
+                    <a:xfrm>
+                      <a:off x="0" y="0"/>
+                      <a:ext cx="5234937" cy="1349954"/>
+                    </a:xfrm>
+                    <a:prstGeom prst="rect"/>
+                    <a:ln/>
+                  </pic:spPr>
+                </pic:pic>
+              </a:graphicData>
+            </a:graphic>
+          </wp:inline>
+        </w:drawing>
+      </w:r>
+      <w:r>
+        <w:rPr>
+          <w:rtl w:val="0"/>
+        </w:rPr>
+      </w:r>
+    </w:p>
+    <w:p>
+      <w:pPr>
+        <w:keepNext w:val="0"/>
+        <w:keepLines w:val="0"/>
+        <w:pageBreakBefore w:val="0"/>
+        <w:widowControl w:val="1"/>
+        <w:pBdr>
+          <w:top w:space="0" w:sz="0" w:val="nil"/>
+          <w:left w:space="0" w:sz="0" w:val="nil"/>
+          <w:bottom w:space="0" w:sz="0" w:val="nil"/>
+          <w:right w:space="0" w:sz="0" w:val="nil"/>
+          <w:between w:space="0" w:sz="0" w:val="nil"/>
+        </w:pBdr>
+        <w:shd w:fill="auto" w:val="clear"/>
+        <w:spacing w:after="160" w:before="0" w:line="240" w:lineRule="auto"/>
+        <w:ind w:left="720" w:right="0" w:firstLine="0"/>
+        <w:jc w:val="center"/>
+        <w:rPr/>
+      </w:pPr>
+      <w:r>
+        <w:rPr>
+          <w:rtl w:val="0"/>
+        </w:rPr>
+      </w:r>
+    </w:p>
+    <w:p>
+      <w:pPr>
+        <w:keepNext w:val="0"/>
+        <w:keepLines w:val="0"/>
+        <w:pageBreakBefore w:val="0"/>
+        <w:widowControl w:val="1"/>
+        <w:pBdr>
+          <w:top w:space="0" w:sz="0" w:val="nil"/>
+          <w:left w:space="0" w:sz="0" w:val="nil"/>
+          <w:bottom w:space="0" w:sz="0" w:val="nil"/>
+          <w:right w:space="0" w:sz="0" w:val="nil"/>
+          <w:between w:space="0" w:sz="0" w:val="nil"/>
+        </w:pBdr>
+        <w:shd w:fill="auto" w:val="clear"/>
+        <w:spacing w:after="160" w:before="0" w:line="240" w:lineRule="auto"/>
+        <w:ind w:left="720" w:right="0" w:firstLine="0"/>
+        <w:jc w:val="center"/>
+        <w:rPr/>
+      </w:pPr>
+      <w:r>
+        <w:rPr>
+          <w:rtl w:val="0"/>
+        </w:rPr>
+      </w:r>
+    </w:p>
+    <w:p>
+      <w:pPr>
+        <w:keepNext w:val="0"/>
+        <w:keepLines w:val="0"/>
+        <w:pageBreakBefore w:val="0"/>
+        <w:widowControl w:val="1"/>
+        <w:pBdr>
+          <w:top w:space="0" w:sz="0" w:val="nil"/>
+          <w:left w:space="0" w:sz="0" w:val="nil"/>
+          <w:bottom w:space="0" w:sz="0" w:val="nil"/>
+          <w:right w:space="0" w:sz="0" w:val="nil"/>
+          <w:between w:space="0" w:sz="0" w:val="nil"/>
+        </w:pBdr>
+        <w:shd w:fill="auto" w:val="clear"/>
+        <w:spacing w:after="160" w:before="0" w:line="240" w:lineRule="auto"/>
+        <w:ind w:left="720" w:right="0" w:firstLine="0"/>
+        <w:jc w:val="center"/>
+        <w:rPr/>
+      </w:pPr>
+      <w:r>
+        <w:rPr>
+          <w:rtl w:val="0"/>
+        </w:rPr>
+      </w:r>
+    </w:p>
+    <w:p>
+      <w:pPr>
+        <w:keepNext w:val="0"/>
+        <w:keepLines w:val="0"/>
+        <w:pageBreakBefore w:val="0"/>
+        <w:widowControl w:val="1"/>
+        <w:pBdr>
+          <w:top w:space="0" w:sz="0" w:val="nil"/>
+          <w:left w:space="0" w:sz="0" w:val="nil"/>
+          <w:bottom w:space="0" w:sz="0" w:val="nil"/>
+          <w:right w:space="0" w:sz="0" w:val="nil"/>
+          <w:between w:space="0" w:sz="0" w:val="nil"/>
+        </w:pBdr>
+        <w:shd w:fill="auto" w:val="clear"/>
+        <w:spacing w:after="160" w:before="0" w:line="240" w:lineRule="auto"/>
+        <w:ind w:left="720" w:right="0" w:firstLine="0"/>
+        <w:jc w:val="center"/>
+        <w:rPr/>
+      </w:pPr>
+      <w:r>
+        <w:rPr>
+          <w:rtl w:val="0"/>
+        </w:rPr>
+      </w:r>
+    </w:p>
+    <w:p>
+      <w:pPr>
+        <w:spacing w:after="200" w:lineRule="auto"/>
+        <w:rPr/>
+      </w:pPr>
+      <w:r>
+        <w:rPr>
+          <w:rtl w:val="0"/>
+        </w:rPr>
+      </w:r>
+    </w:p>
+    <w:p>
+      <w:pPr>
+        <w:spacing w:after="200" w:lineRule="auto"/>
+        <w:rPr/>
+      </w:pPr>
+      <w:r>
+        <w:rPr>
+          <w:rtl w:val="0"/>
+        </w:rPr>
+      </w:r>
+    </w:p>
+    <w:p>
+      <w:pPr>
+        <w:spacing w:after="200" w:lineRule="auto"/>
+        <w:rPr/>
+      </w:pPr>
+      <w:r>
+        <w:rPr>
+          <w:rtl w:val="0"/>
+        </w:rPr>
+      </w:r>
+    </w:p>
+    <w:p>
+      <w:pPr>
+        <w:spacing w:after="200" w:lineRule="auto"/>
+        <w:rPr/>
+      </w:pPr>
+      <w:r>
+        <w:rPr>
+          <w:rtl w:val="0"/>
+        </w:rPr>
+      </w:r>
+    </w:p>
+    <w:p>
+      <w:pPr>
+        <w:spacing w:after="200" w:lineRule="auto"/>
+        <w:rPr/>
+      </w:pPr>
+      <w:r>
+        <w:rPr>
+          <w:rtl w:val="0"/>
+        </w:rPr>
+        <w:t xml:space="preserve">The Blend Tree automatically interpolates between the four directional animations according to the current values of MoveX and MoveY, producing smooth transitions when the player changes direction.</w:t>
+      </w:r>
+    </w:p>
+    <w:p>
+      <w:pPr>
+        <w:spacing w:after="200" w:lineRule="auto"/>
+        <w:rPr/>
+      </w:pPr>
+      <w:r>
+        <w:rPr/>
+        <w:drawing>
+          <wp:inline distB="114300" distT="114300" distL="114300" distR="114300">
+            <wp:extent cx="3278025" cy="1667880"/>
+            <wp:effectExtent b="0" l="0" r="0" t="0"/>
+            <wp:docPr id="8" name="image11.png"/>
+            <a:graphic>
+              <a:graphicData uri="http://schemas.openxmlformats.org/drawingml/2006/picture">
+                <pic:pic>
+                  <pic:nvPicPr>
+                    <pic:cNvPr id="0" name="image11.png"/>
+                    <pic:cNvPicPr preferRelativeResize="0"/>
+                  </pic:nvPicPr>
+                  <pic:blipFill>
+                    <a:blip r:embed="rId16"/>
+                    <a:srcRect b="0" l="0" r="0" t="0"/>
+                    <a:stretch>
+                      <a:fillRect/>
+                    </a:stretch>
+                  </pic:blipFill>
+                  <pic:spPr>
+                    <a:xfrm>
+                      <a:off x="0" y="0"/>
+                      <a:ext cx="3278025" cy="1667880"/>
+                    </a:xfrm>
+                    <a:prstGeom prst="rect"/>
+                    <a:ln/>
+                  </pic:spPr>
+                </pic:pic>
+              </a:graphicData>
+            </a:graphic>
+          </wp:inline>
+        </w:drawing>
+      </w:r>
+      <w:r>
+        <w:rPr/>
+        <w:drawing>
+          <wp:inline distB="114300" distT="114300" distL="114300" distR="114300">
+            <wp:extent cx="2689867" cy="2249206"/>
+            <wp:effectExtent b="0" l="0" r="0" t="0"/>
+            <wp:docPr id="3" name="image2.png"/>
+            <a:graphic>
+              <a:graphicData uri="http://schemas.openxmlformats.org/drawingml/2006/picture">
+                <pic:pic>
+                  <pic:nvPicPr>
+                    <pic:cNvPr id="0" name="image2.png"/>
+                    <pic:cNvPicPr preferRelativeResize="0"/>
+                  </pic:nvPicPr>
+                  <pic:blipFill>
+                    <a:blip r:embed="rId17"/>
+                    <a:srcRect b="0" l="0" r="0" t="0"/>
+                    <a:stretch>
+                      <a:fillRect/>
+                    </a:stretch>
+                  </pic:blipFill>
+                  <pic:spPr>
+                    <a:xfrm>
+                      <a:off x="0" y="0"/>
+                      <a:ext cx="2689867" cy="2249206"/>
+                    </a:xfrm>
+                    <a:prstGeom prst="rect"/>
+                    <a:ln/>
+                  </pic:spPr>
+                </pic:pic>
+              </a:graphicData>
+            </a:graphic>
+          </wp:inline>
+        </w:drawing>
+      </w:r>
+      <w:r>
+        <w:rPr>
+          <w:rtl w:val="0"/>
+        </w:rPr>
+      </w:r>
+    </w:p>
+    <w:p>
+      <w:pPr>
+        <w:pStyle w:val="Heading1"/>
+        <w:rPr/>
+      </w:pPr>
+      <w:r>
+        <w:rPr>
+          <w:rtl w:val="0"/>
+        </w:rPr>
+        <w:t xml:space="preserve">Idle Animations</w:t>
+      </w:r>
+    </w:p>
+    <w:p>
+      <w:pPr>
+        <w:spacing w:after="120" w:lineRule="auto"/>
+        <w:rPr/>
+      </w:pPr>
+      <w:r>
+        <w:rPr>
+          <w:rtl w:val="0"/>
+        </w:rPr>
+        <w:t xml:space="preserve">The same sprite-slicing process was repeated for the Idle spritesheet. Four idle animation clips were created:</w:t>
+      </w:r>
+    </w:p>
+    <w:p>
+      <w:pPr>
+        <w:keepNext w:val="0"/>
+        <w:keepLines w:val="0"/>
+        <w:pageBreakBefore w:val="0"/>
+        <w:widowControl w:val="1"/>
         <w:pBdr>
           <w:top w:space="0" w:sz="0" w:val="nil"/>
           <w:left w:space="0" w:sz="0" w:val="nil"/>
@@ -2680,9 +3887,23 @@
         </w:pBdr>
         <w:shd w:fill="auto" w:val="clear"/>
         <w:spacing w:after="0" w:before="0" w:line="240" w:lineRule="auto"/>
-        <w:ind w:left="720" w:right="0" w:hanging="360"/>
+        <w:ind w:left="720" w:right="0" w:firstLine="0"/>
         <w:jc w:val="left"/>
-        <w:rPr/>
+        <w:rPr>
+          <w:rFonts w:ascii="Arial" w:cs="Arial" w:eastAsia="Arial" w:hAnsi="Arial"/>
+          <w:b w:val="0"/>
+          <w:bCs w:val="0"/>
+          <w:i w:val="0"/>
+          <w:iCs w:val="0"/>
+          <w:smallCaps w:val="0"/>
+          <w:strike w:val="0"/>
+          <w:color w:val="000000"/>
+          <w:sz w:val="22"/>
+          <w:szCs w:val="22"/>
+          <w:u w:val="none"/>
+          <w:shd w:fill="auto" w:val="clear"/>
+          <w:vertAlign w:val="baseline"/>
+        </w:rPr>
       </w:pPr>
       <w:r>
         <w:rPr>
@@ -2874,10 +4095,6 @@
         <w:keepLines w:val="0"/>
         <w:pageBreakBefore w:val="0"/>
         <w:widowControl w:val="1"/>
-        <w:numPr>
-          <w:ilvl w:val="0"/>
-          <w:numId w:val="1"/>
-        </w:numPr>
         <w:pBdr>
           <w:top w:space="0" w:sz="0" w:val="nil"/>
           <w:left w:space="0" w:sz="0" w:val="nil"/>
@@ -2887,9 +4104,23 @@
         </w:pBdr>
         <w:shd w:fill="auto" w:val="clear"/>
         <w:spacing w:after="0" w:before="0" w:line="240" w:lineRule="auto"/>
-        <w:ind w:left="720" w:right="0" w:hanging="360"/>
+        <w:ind w:left="720" w:right="0" w:firstLine="0"/>
         <w:jc w:val="left"/>
-        <w:rPr/>
+        <w:rPr>
+          <w:rFonts w:ascii="Arial" w:cs="Arial" w:eastAsia="Arial" w:hAnsi="Arial"/>
+          <w:b w:val="0"/>
+          <w:bCs w:val="0"/>
+          <w:i w:val="0"/>
+          <w:iCs w:val="0"/>
+          <w:smallCaps w:val="0"/>
+          <w:strike w:val="0"/>
+          <w:color w:val="000000"/>
+          <w:sz w:val="22"/>
+          <w:szCs w:val="22"/>
+          <w:u w:val="none"/>
+          <w:shd w:fill="auto" w:val="clear"/>
+          <w:vertAlign w:val="baseline"/>
+        </w:rPr>
       </w:pPr>
       <w:r>
         <w:rPr>
@@ -2955,10 +4186,6 @@
         <w:keepLines w:val="0"/>
         <w:pageBreakBefore w:val="0"/>
         <w:widowControl w:val="1"/>
-        <w:numPr>
-          <w:ilvl w:val="0"/>
-          <w:numId w:val="1"/>
-        </w:numPr>
         <w:pBdr>
           <w:top w:space="0" w:sz="0" w:val="nil"/>
           <w:left w:space="0" w:sz="0" w:val="nil"/>
@@ -2968,9 +4195,23 @@
         </w:pBdr>
         <w:shd w:fill="auto" w:val="clear"/>
         <w:spacing w:after="0" w:before="0" w:line="240" w:lineRule="auto"/>
-        <w:ind w:left="720" w:right="0" w:hanging="360"/>
+        <w:ind w:left="720" w:right="0" w:firstLine="0"/>
         <w:jc w:val="left"/>
-        <w:rPr/>
+        <w:rPr>
+          <w:rFonts w:ascii="Arial" w:cs="Arial" w:eastAsia="Arial" w:hAnsi="Arial"/>
+          <w:b w:val="0"/>
+          <w:bCs w:val="0"/>
+          <w:i w:val="0"/>
+          <w:iCs w:val="0"/>
+          <w:smallCaps w:val="0"/>
+          <w:strike w:val="0"/>
+          <w:color w:val="000000"/>
+          <w:sz w:val="22"/>
+          <w:szCs w:val="22"/>
+          <w:u w:val="none"/>
+          <w:shd w:fill="auto" w:val="clear"/>
+          <w:vertAlign w:val="baseline"/>
+        </w:rPr>
       </w:pPr>
       <w:r>
         <w:rPr>
@@ -2998,10 +4239,6 @@
         <w:keepLines w:val="0"/>
         <w:pageBreakBefore w:val="0"/>
         <w:widowControl w:val="1"/>
-        <w:numPr>
-          <w:ilvl w:val="0"/>
-          <w:numId w:val="1"/>
-        </w:numPr>
         <w:pBdr>
           <w:top w:space="0" w:sz="0" w:val="nil"/>
           <w:left w:space="0" w:sz="0" w:val="nil"/>
@@ -3011,9 +4248,23 @@
         </w:pBdr>
         <w:shd w:fill="auto" w:val="clear"/>
         <w:spacing w:after="0" w:before="0" w:line="240" w:lineRule="auto"/>
-        <w:ind w:left="720" w:right="0" w:hanging="360"/>
+        <w:ind w:left="720" w:right="0" w:firstLine="0"/>
         <w:jc w:val="left"/>
-        <w:rPr/>
+        <w:rPr>
+          <w:rFonts w:ascii="Arial" w:cs="Arial" w:eastAsia="Arial" w:hAnsi="Arial"/>
+          <w:b w:val="0"/>
+          <w:bCs w:val="0"/>
+          <w:i w:val="0"/>
+          <w:iCs w:val="0"/>
+          <w:smallCaps w:val="0"/>
+          <w:strike w:val="0"/>
+          <w:color w:val="000000"/>
+          <w:sz w:val="22"/>
+          <w:szCs w:val="22"/>
+          <w:u w:val="none"/>
+          <w:shd w:fill="auto" w:val="clear"/>
+          <w:vertAlign w:val="baseline"/>
+        </w:rPr>
       </w:pPr>
       <w:r>
         <w:rPr>
@@ -3052,10 +4303,6 @@
         <w:keepLines w:val="0"/>
         <w:pageBreakBefore w:val="0"/>
         <w:widowControl w:val="1"/>
-        <w:numPr>
-          <w:ilvl w:val="0"/>
-          <w:numId w:val="1"/>
-        </w:numPr>
         <w:pBdr>
           <w:top w:space="0" w:sz="0" w:val="nil"/>
           <w:left w:space="0" w:sz="0" w:val="nil"/>
@@ -3065,9 +4312,23 @@
         </w:pBdr>
         <w:shd w:fill="auto" w:val="clear"/>
         <w:spacing w:after="160" w:before="0" w:line="240" w:lineRule="auto"/>
-        <w:ind w:left="720" w:right="0" w:hanging="360"/>
+        <w:ind w:left="720" w:right="0" w:firstLine="0"/>
         <w:jc w:val="left"/>
-        <w:rPr/>
+        <w:rPr>
+          <w:rFonts w:ascii="Arial" w:cs="Arial" w:eastAsia="Arial" w:hAnsi="Arial"/>
+          <w:b w:val="0"/>
+          <w:bCs w:val="0"/>
+          <w:i w:val="0"/>
+          <w:iCs w:val="0"/>
+          <w:smallCaps w:val="0"/>
+          <w:strike w:val="0"/>
+          <w:color w:val="000000"/>
+          <w:sz w:val="22"/>
+          <w:szCs w:val="22"/>
+          <w:u w:val="none"/>
+          <w:shd w:fill="auto" w:val="clear"/>
+          <w:vertAlign w:val="baseline"/>
+        </w:rPr>
       </w:pPr>
       <w:r>
         <w:rPr>
@@ -3098,6 +4359,48 @@
         <w:rPr>
           <w:rtl w:val="0"/>
         </w:rPr>
+      </w:r>
+      <w:r>
+        <w:drawing>
+          <wp:anchor allowOverlap="1" behindDoc="0" distB="114300" distT="114300" distL="114300" distR="114300" hidden="0" layoutInCell="1" locked="0" relativeHeight="0" simplePos="0">
+            <wp:simplePos x="0" y="0"/>
+            <wp:positionH relativeFrom="column">
+              <wp:posOffset>207173</wp:posOffset>
+            </wp:positionH>
+            <wp:positionV relativeFrom="paragraph">
+              <wp:posOffset>295275</wp:posOffset>
+            </wp:positionV>
+            <wp:extent cx="5704523" cy="1962150"/>
+            <wp:effectExtent b="0" l="0" r="0" t="0"/>
+            <wp:wrapSquare wrapText="bothSides" distB="114300" distT="114300" distL="114300" distR="114300"/>
+            <wp:docPr id="2" name="image1.png"/>
+            <a:graphic>
+              <a:graphicData uri="http://schemas.openxmlformats.org/drawingml/2006/picture">
+                <pic:pic>
+                  <pic:nvPicPr>
+                    <pic:cNvPr id="0" name="image1.png"/>
+                    <pic:cNvPicPr preferRelativeResize="0"/>
+                  </pic:nvPicPr>
+                  <pic:blipFill>
+                    <a:blip r:embed="rId18"/>
+                    <a:srcRect b="0" l="0" r="0" t="0"/>
+                    <a:stretch>
+                      <a:fillRect/>
+                    </a:stretch>
+                  </pic:blipFill>
+                  <pic:spPr>
+                    <a:xfrm>
+                      <a:off x="0" y="0"/>
+                      <a:ext cx="5704523" cy="1962150"/>
+                    </a:xfrm>
+                    <a:prstGeom prst="rect"/>
+                    <a:ln/>
+                  </pic:spPr>
+                </pic:pic>
+              </a:graphicData>
+            </a:graphic>
+          </wp:anchor>
+        </w:drawing>
       </w:r>
     </w:p>
     <w:p>
@@ -3124,6 +4427,50 @@
           <w:rtl w:val="0"/>
         </w:rPr>
         <w:t xml:space="preserve"> method the Moving parameter is set to false when no input is detected and to true otherwise. This produces an immediate switch between idle and walk states without any delay.</w:t>
+      </w:r>
+    </w:p>
+    <w:p>
+      <w:pPr>
+        <w:spacing w:after="200" w:lineRule="auto"/>
+        <w:rPr/>
+      </w:pPr>
+      <w:r>
+        <w:rPr>
+          <w:rtl w:val="0"/>
+        </w:rPr>
+      </w:r>
+    </w:p>
+    <w:p>
+      <w:pPr>
+        <w:spacing w:after="200" w:lineRule="auto"/>
+        <w:rPr/>
+      </w:pPr>
+      <w:r>
+        <w:rPr>
+          <w:rtl w:val="0"/>
+        </w:rPr>
+      </w:r>
+    </w:p>
+    <w:p>
+      <w:pPr>
+        <w:spacing w:after="200" w:lineRule="auto"/>
+        <w:rPr/>
+      </w:pPr>
+      <w:r>
+        <w:rPr>
+          <w:rtl w:val="0"/>
+        </w:rPr>
+      </w:r>
+    </w:p>
+    <w:p>
+      <w:pPr>
+        <w:spacing w:after="200" w:lineRule="auto"/>
+        <w:rPr/>
+      </w:pPr>
+      <w:r>
+        <w:rPr>
+          <w:rtl w:val="0"/>
+        </w:rPr>
       </w:r>
     </w:p>
     <w:p>
@@ -3144,10 +4491,6 @@
         <w:keepLines w:val="0"/>
         <w:pageBreakBefore w:val="0"/>
         <w:widowControl w:val="1"/>
-        <w:numPr>
-          <w:ilvl w:val="0"/>
-          <w:numId w:val="1"/>
-        </w:numPr>
         <w:pBdr>
           <w:top w:space="0" w:sz="0" w:val="nil"/>
           <w:left w:space="0" w:sz="0" w:val="nil"/>
@@ -3157,9 +4500,23 @@
         </w:pBdr>
         <w:shd w:fill="auto" w:val="clear"/>
         <w:spacing w:after="0" w:before="0" w:line="240" w:lineRule="auto"/>
-        <w:ind w:left="720" w:right="0" w:hanging="360"/>
+        <w:ind w:left="720" w:right="0" w:firstLine="0"/>
         <w:jc w:val="left"/>
-        <w:rPr/>
+        <w:rPr>
+          <w:rFonts w:ascii="Arial" w:cs="Arial" w:eastAsia="Arial" w:hAnsi="Arial"/>
+          <w:b w:val="0"/>
+          <w:bCs w:val="0"/>
+          <w:i w:val="0"/>
+          <w:iCs w:val="0"/>
+          <w:smallCaps w:val="0"/>
+          <w:strike w:val="0"/>
+          <w:color w:val="000000"/>
+          <w:sz w:val="22"/>
+          <w:szCs w:val="22"/>
+          <w:u w:val="none"/>
+          <w:shd w:fill="auto" w:val="clear"/>
+          <w:vertAlign w:val="baseline"/>
+        </w:rPr>
       </w:pPr>
       <w:r>
         <w:rPr>
@@ -3206,10 +4563,6 @@
         <w:keepLines w:val="0"/>
         <w:pageBreakBefore w:val="0"/>
         <w:widowControl w:val="1"/>
-        <w:numPr>
-          <w:ilvl w:val="0"/>
-          <w:numId w:val="1"/>
-        </w:numPr>
         <w:pBdr>
           <w:top w:space="0" w:sz="0" w:val="nil"/>
           <w:left w:space="0" w:sz="0" w:val="nil"/>
@@ -3219,9 +4572,23 @@
         </w:pBdr>
         <w:shd w:fill="auto" w:val="clear"/>
         <w:spacing w:after="0" w:before="0" w:line="240" w:lineRule="auto"/>
-        <w:ind w:left="720" w:right="0" w:hanging="360"/>
+        <w:ind w:left="720" w:right="0" w:firstLine="0"/>
         <w:jc w:val="left"/>
-        <w:rPr/>
+        <w:rPr>
+          <w:rFonts w:ascii="Arial" w:cs="Arial" w:eastAsia="Arial" w:hAnsi="Arial"/>
+          <w:b w:val="0"/>
+          <w:bCs w:val="0"/>
+          <w:i w:val="0"/>
+          <w:iCs w:val="0"/>
+          <w:smallCaps w:val="0"/>
+          <w:strike w:val="0"/>
+          <w:color w:val="000000"/>
+          <w:sz w:val="22"/>
+          <w:szCs w:val="22"/>
+          <w:u w:val="none"/>
+          <w:shd w:fill="auto" w:val="clear"/>
+          <w:vertAlign w:val="baseline"/>
+        </w:rPr>
       </w:pPr>
       <w:r>
         <w:rPr>
@@ -3268,10 +4635,6 @@
         <w:keepLines w:val="0"/>
         <w:pageBreakBefore w:val="0"/>
         <w:widowControl w:val="1"/>
-        <w:numPr>
-          <w:ilvl w:val="0"/>
-          <w:numId w:val="1"/>
-        </w:numPr>
         <w:pBdr>
           <w:top w:space="0" w:sz="0" w:val="nil"/>
           <w:left w:space="0" w:sz="0" w:val="nil"/>
@@ -3281,9 +4644,23 @@
         </w:pBdr>
         <w:shd w:fill="auto" w:val="clear"/>
         <w:spacing w:after="0" w:before="0" w:line="240" w:lineRule="auto"/>
-        <w:ind w:left="720" w:right="0" w:hanging="360"/>
+        <w:ind w:left="720" w:right="0" w:firstLine="0"/>
         <w:jc w:val="left"/>
-        <w:rPr/>
+        <w:rPr>
+          <w:rFonts w:ascii="Arial" w:cs="Arial" w:eastAsia="Arial" w:hAnsi="Arial"/>
+          <w:b w:val="0"/>
+          <w:bCs w:val="0"/>
+          <w:i w:val="0"/>
+          <w:iCs w:val="0"/>
+          <w:smallCaps w:val="0"/>
+          <w:strike w:val="0"/>
+          <w:color w:val="000000"/>
+          <w:sz w:val="22"/>
+          <w:szCs w:val="22"/>
+          <w:u w:val="none"/>
+          <w:shd w:fill="auto" w:val="clear"/>
+          <w:vertAlign w:val="baseline"/>
+        </w:rPr>
       </w:pPr>
       <w:r>
         <w:rPr>
@@ -3330,10 +4707,6 @@
         <w:keepLines w:val="0"/>
         <w:pageBreakBefore w:val="0"/>
         <w:widowControl w:val="1"/>
-        <w:numPr>
-          <w:ilvl w:val="0"/>
-          <w:numId w:val="1"/>
-        </w:numPr>
         <w:pBdr>
           <w:top w:space="0" w:sz="0" w:val="nil"/>
           <w:left w:space="0" w:sz="0" w:val="nil"/>
@@ -3343,9 +4716,23 @@
         </w:pBdr>
         <w:shd w:fill="auto" w:val="clear"/>
         <w:spacing w:after="0" w:before="0" w:line="240" w:lineRule="auto"/>
-        <w:ind w:left="720" w:right="0" w:hanging="360"/>
+        <w:ind w:left="720" w:right="0" w:firstLine="0"/>
         <w:jc w:val="left"/>
-        <w:rPr/>
+        <w:rPr>
+          <w:rFonts w:ascii="Arial" w:cs="Arial" w:eastAsia="Arial" w:hAnsi="Arial"/>
+          <w:b w:val="0"/>
+          <w:bCs w:val="0"/>
+          <w:i w:val="0"/>
+          <w:iCs w:val="0"/>
+          <w:smallCaps w:val="0"/>
+          <w:strike w:val="0"/>
+          <w:color w:val="000000"/>
+          <w:sz w:val="22"/>
+          <w:szCs w:val="22"/>
+          <w:u w:val="none"/>
+          <w:shd w:fill="auto" w:val="clear"/>
+          <w:vertAlign w:val="baseline"/>
+        </w:rPr>
       </w:pPr>
       <w:r>
         <w:rPr>
@@ -3385,6 +4772,161 @@
         </w:rPr>
         <w:t xml:space="preserve"> – Floats (MoveX/MoveY) and Bool (Moving) drive the state machine.</w:t>
       </w:r>
+    </w:p>
+    <w:p>
+      <w:pPr>
+        <w:keepNext w:val="0"/>
+        <w:keepLines w:val="0"/>
+        <w:pageBreakBefore w:val="0"/>
+        <w:widowControl w:val="1"/>
+        <w:pBdr>
+          <w:top w:space="0" w:sz="0" w:val="nil"/>
+          <w:left w:space="0" w:sz="0" w:val="nil"/>
+          <w:bottom w:space="0" w:sz="0" w:val="nil"/>
+          <w:right w:space="0" w:sz="0" w:val="nil"/>
+          <w:between w:space="0" w:sz="0" w:val="nil"/>
+        </w:pBdr>
+        <w:shd w:fill="auto" w:val="clear"/>
+        <w:spacing w:after="0" w:before="0" w:line="240" w:lineRule="auto"/>
+        <w:ind w:left="720" w:right="0" w:firstLine="0"/>
+        <w:jc w:val="left"/>
+        <w:rPr/>
+      </w:pPr>
+      <w:r>
+        <w:rPr>
+          <w:rtl w:val="0"/>
+        </w:rPr>
+      </w:r>
+    </w:p>
+    <w:p>
+      <w:pPr>
+        <w:keepNext w:val="0"/>
+        <w:keepLines w:val="0"/>
+        <w:pageBreakBefore w:val="0"/>
+        <w:widowControl w:val="1"/>
+        <w:pBdr>
+          <w:top w:space="0" w:sz="0" w:val="nil"/>
+          <w:left w:space="0" w:sz="0" w:val="nil"/>
+          <w:bottom w:space="0" w:sz="0" w:val="nil"/>
+          <w:right w:space="0" w:sz="0" w:val="nil"/>
+          <w:between w:space="0" w:sz="0" w:val="nil"/>
+        </w:pBdr>
+        <w:shd w:fill="auto" w:val="clear"/>
+        <w:spacing w:after="0" w:before="0" w:line="240" w:lineRule="auto"/>
+        <w:ind w:left="720" w:right="0" w:firstLine="0"/>
+        <w:jc w:val="left"/>
+        <w:rPr/>
+      </w:pPr>
+      <w:r>
+        <w:rPr>
+          <w:rtl w:val="0"/>
+        </w:rPr>
+      </w:r>
+    </w:p>
+    <w:p>
+      <w:pPr>
+        <w:keepNext w:val="0"/>
+        <w:keepLines w:val="0"/>
+        <w:pageBreakBefore w:val="0"/>
+        <w:widowControl w:val="1"/>
+        <w:pBdr>
+          <w:top w:space="0" w:sz="0" w:val="nil"/>
+          <w:left w:space="0" w:sz="0" w:val="nil"/>
+          <w:bottom w:space="0" w:sz="0" w:val="nil"/>
+          <w:right w:space="0" w:sz="0" w:val="nil"/>
+          <w:between w:space="0" w:sz="0" w:val="nil"/>
+        </w:pBdr>
+        <w:shd w:fill="auto" w:val="clear"/>
+        <w:spacing w:after="0" w:before="0" w:line="240" w:lineRule="auto"/>
+        <w:ind w:left="720" w:right="0" w:firstLine="0"/>
+        <w:jc w:val="left"/>
+        <w:rPr/>
+      </w:pPr>
+      <w:r>
+        <w:rPr>
+          <w:rtl w:val="0"/>
+        </w:rPr>
+      </w:r>
+    </w:p>
+    <w:p>
+      <w:pPr>
+        <w:keepNext w:val="0"/>
+        <w:keepLines w:val="0"/>
+        <w:pageBreakBefore w:val="0"/>
+        <w:widowControl w:val="1"/>
+        <w:pBdr>
+          <w:top w:space="0" w:sz="0" w:val="nil"/>
+          <w:left w:space="0" w:sz="0" w:val="nil"/>
+          <w:bottom w:space="0" w:sz="0" w:val="nil"/>
+          <w:right w:space="0" w:sz="0" w:val="nil"/>
+          <w:between w:space="0" w:sz="0" w:val="nil"/>
+        </w:pBdr>
+        <w:shd w:fill="auto" w:val="clear"/>
+        <w:spacing w:after="0" w:before="0" w:line="240" w:lineRule="auto"/>
+        <w:ind w:left="720" w:right="0" w:firstLine="0"/>
+        <w:jc w:val="left"/>
+        <w:rPr/>
+      </w:pPr>
+      <w:r>
+        <w:rPr>
+          <w:rtl w:val="0"/>
+        </w:rPr>
+      </w:r>
+    </w:p>
+    <w:p>
+      <w:pPr>
+        <w:keepNext w:val="0"/>
+        <w:keepLines w:val="0"/>
+        <w:pageBreakBefore w:val="0"/>
+        <w:widowControl w:val="1"/>
+        <w:pBdr>
+          <w:top w:space="0" w:sz="0" w:val="nil"/>
+          <w:left w:space="0" w:sz="0" w:val="nil"/>
+          <w:bottom w:space="0" w:sz="0" w:val="nil"/>
+          <w:right w:space="0" w:sz="0" w:val="nil"/>
+          <w:between w:space="0" w:sz="0" w:val="nil"/>
+        </w:pBdr>
+        <w:shd w:fill="auto" w:val="clear"/>
+        <w:spacing w:after="0" w:before="0" w:line="240" w:lineRule="auto"/>
+        <w:ind w:left="720" w:right="0" w:firstLine="0"/>
+        <w:jc w:val="center"/>
+        <w:rPr/>
+      </w:pPr>
+      <w:r>
+        <w:rPr/>
+        <w:drawing>
+          <wp:inline distB="114300" distT="114300" distL="114300" distR="114300">
+            <wp:extent cx="3238500" cy="2352675"/>
+            <wp:effectExtent b="0" l="0" r="0" t="0"/>
+            <wp:docPr id="9" name="image3.png"/>
+            <a:graphic>
+              <a:graphicData uri="http://schemas.openxmlformats.org/drawingml/2006/picture">
+                <pic:pic>
+                  <pic:nvPicPr>
+                    <pic:cNvPr id="0" name="image3.png"/>
+                    <pic:cNvPicPr preferRelativeResize="0"/>
+                  </pic:nvPicPr>
+                  <pic:blipFill>
+                    <a:blip r:embed="rId19"/>
+                    <a:srcRect b="0" l="0" r="0" t="0"/>
+                    <a:stretch>
+                      <a:fillRect/>
+                    </a:stretch>
+                  </pic:blipFill>
+                  <pic:spPr>
+                    <a:xfrm>
+                      <a:off x="0" y="0"/>
+                      <a:ext cx="3238500" cy="2352675"/>
+                    </a:xfrm>
+                    <a:prstGeom prst="rect"/>
+                    <a:ln/>
+                  </pic:spPr>
+                </pic:pic>
+              </a:graphicData>
+            </a:graphic>
+          </wp:inline>
+        </w:drawing>
+      </w:r>
       <w:r>
         <w:rPr>
           <w:rtl w:val="0"/>
@@ -3392,8 +4934,8 @@
       </w:r>
     </w:p>
     <w:sectPr>
-      <w:headerReference r:id="rId6" w:type="default"/>
-      <w:footerReference r:id="rId7" w:type="default"/>
+      <w:headerReference r:id="rId20" w:type="default"/>
+      <w:footerReference r:id="rId21" w:type="default"/>
       <w:pgSz w:h="16838" w:w="11906" w:orient="portrait"/>
       <w:pgMar w:bottom="1134" w:top="1134" w:left="1134" w:right="1134" w:header="708" w:footer="708"/>
       <w:pgNumType w:start="1"/>
@@ -3491,103 +5033,7 @@
 </file>
 
 <file path=word/numbering.xml><?xml version="1.0" encoding="utf-8"?>
-<w:numbering xmlns:mc="http://schemas.openxmlformats.org/markup-compatibility/2006" xmlns:o="urn:schemas-microsoft-com:office:office" xmlns:r="http://schemas.openxmlformats.org/officeDocument/2006/relationships" xmlns:m="http://schemas.openxmlformats.org/officeDocument/2006/math" xmlns:v="urn:schemas-microsoft-com:vml" xmlns:wp="http://schemas.openxmlformats.org/drawingml/2006/wordprocessingDrawing" xmlns:w10="urn:schemas-microsoft-com:office:word" xmlns:w="http://schemas.openxmlformats.org/wordprocessingml/2006/main" xmlns:wne="http://schemas.microsoft.com/office/word/2006/wordml" xmlns:sl="http://schemas.openxmlformats.org/schemaLibrary/2006/main" xmlns:a="http://schemas.openxmlformats.org/drawingml/2006/main" xmlns:pic="http://schemas.openxmlformats.org/drawingml/2006/picture" xmlns:c="http://schemas.openxmlformats.org/drawingml/2006/chart" xmlns:lc="http://schemas.openxmlformats.org/drawingml/2006/lockedCanvas" xmlns:dgm="http://schemas.openxmlformats.org/drawingml/2006/diagram" xmlns:wps="http://schemas.microsoft.com/office/word/2010/wordprocessingShape" xmlns:wpg="http://schemas.microsoft.com/office/word/2010/wordprocessingGroup" xmlns:w14="http://schemas.microsoft.com/office/word/2010/wordml" xmlns:w15="http://schemas.microsoft.com/office/word/2012/wordml" xmlns:w16="http://schemas.microsoft.com/office/word/2018/wordml" xmlns:w16cex="http://schemas.microsoft.com/office/word/2018/wordml/cex" xmlns:w16cid="http://schemas.microsoft.com/office/word/2016/wordml/cid" xmlns="http://schemas.microsoft.com/office/tasks/2019/documenttasks" xmlns:cr="http://schemas.microsoft.com/office/comments/2020/reactions">
-  <w:abstractNum w:abstractNumId="1">
-    <w:lvl w:ilvl="0">
-      <w:start w:val="1"/>
-      <w:numFmt w:val="bullet"/>
-      <w:lvlText w:val="•"/>
-      <w:lvlJc w:val="left"/>
-      <w:pPr>
-        <w:ind w:left="720" w:hanging="360"/>
-      </w:pPr>
-      <w:rPr/>
-    </w:lvl>
-    <w:lvl w:ilvl="1">
-      <w:start w:val="1"/>
-      <w:numFmt w:val="bullet"/>
-      <w:lvlText w:val=""/>
-      <w:lvlJc w:val="left"/>
-      <w:pPr>
-        <w:ind w:left="0" w:firstLine="0"/>
-      </w:pPr>
-      <w:rPr/>
-    </w:lvl>
-    <w:lvl w:ilvl="2">
-      <w:start w:val="1"/>
-      <w:numFmt w:val="bullet"/>
-      <w:lvlText w:val=""/>
-      <w:lvlJc w:val="left"/>
-      <w:pPr>
-        <w:ind w:left="0" w:firstLine="0"/>
-      </w:pPr>
-      <w:rPr/>
-    </w:lvl>
-    <w:lvl w:ilvl="3">
-      <w:start w:val="1"/>
-      <w:numFmt w:val="bullet"/>
-      <w:lvlText w:val=""/>
-      <w:lvlJc w:val="left"/>
-      <w:pPr>
-        <w:ind w:left="0" w:firstLine="0"/>
-      </w:pPr>
-      <w:rPr/>
-    </w:lvl>
-    <w:lvl w:ilvl="4">
-      <w:start w:val="1"/>
-      <w:numFmt w:val="bullet"/>
-      <w:lvlText w:val=""/>
-      <w:lvlJc w:val="left"/>
-      <w:pPr>
-        <w:ind w:left="0" w:firstLine="0"/>
-      </w:pPr>
-      <w:rPr/>
-    </w:lvl>
-    <w:lvl w:ilvl="5">
-      <w:start w:val="1"/>
-      <w:numFmt w:val="bullet"/>
-      <w:lvlText w:val=""/>
-      <w:lvlJc w:val="left"/>
-      <w:pPr>
-        <w:ind w:left="0" w:firstLine="0"/>
-      </w:pPr>
-      <w:rPr/>
-    </w:lvl>
-    <w:lvl w:ilvl="6">
-      <w:start w:val="1"/>
-      <w:numFmt w:val="bullet"/>
-      <w:lvlText w:val=""/>
-      <w:lvlJc w:val="left"/>
-      <w:pPr>
-        <w:ind w:left="0" w:firstLine="0"/>
-      </w:pPr>
-      <w:rPr/>
-    </w:lvl>
-    <w:lvl w:ilvl="7">
-      <w:start w:val="1"/>
-      <w:numFmt w:val="bullet"/>
-      <w:lvlText w:val=""/>
-      <w:lvlJc w:val="left"/>
-      <w:pPr>
-        <w:ind w:left="0" w:firstLine="0"/>
-      </w:pPr>
-      <w:rPr/>
-    </w:lvl>
-    <w:lvl w:ilvl="8">
-      <w:start w:val="1"/>
-      <w:numFmt w:val="bullet"/>
-      <w:lvlText w:val=""/>
-      <w:lvlJc w:val="left"/>
-      <w:pPr>
-        <w:ind w:left="0" w:firstLine="0"/>
-      </w:pPr>
-      <w:rPr/>
-    </w:lvl>
-  </w:abstractNum>
-  <w:num w:numId="1">
-    <w:abstractNumId w:val="1"/>
-  </w:num>
-</w:numbering>
+<w:numbering xmlns:mc="http://schemas.openxmlformats.org/markup-compatibility/2006" xmlns:o="urn:schemas-microsoft-com:office:office" xmlns:r="http://schemas.openxmlformats.org/officeDocument/2006/relationships" xmlns:m="http://schemas.openxmlformats.org/officeDocument/2006/math" xmlns:v="urn:schemas-microsoft-com:vml" xmlns:wp="http://schemas.openxmlformats.org/drawingml/2006/wordprocessingDrawing" xmlns:w10="urn:schemas-microsoft-com:office:word" xmlns:w="http://schemas.openxmlformats.org/wordprocessingml/2006/main" xmlns:wne="http://schemas.microsoft.com/office/word/2006/wordml" xmlns:sl="http://schemas.openxmlformats.org/schemaLibrary/2006/main" xmlns:a="http://schemas.openxmlformats.org/drawingml/2006/main" xmlns:pic="http://schemas.openxmlformats.org/drawingml/2006/picture" xmlns:c="http://schemas.openxmlformats.org/drawingml/2006/chart" xmlns:lc="http://schemas.openxmlformats.org/drawingml/2006/lockedCanvas" xmlns:dgm="http://schemas.openxmlformats.org/drawingml/2006/diagram" xmlns:wps="http://schemas.microsoft.com/office/word/2010/wordprocessingShape" xmlns:wpg="http://schemas.microsoft.com/office/word/2010/wordprocessingGroup" xmlns:w14="http://schemas.microsoft.com/office/word/2010/wordml" xmlns:w15="http://schemas.microsoft.com/office/word/2012/wordml" xmlns:w16="http://schemas.microsoft.com/office/word/2018/wordml" xmlns:w16cex="http://schemas.microsoft.com/office/word/2018/wordml/cex" xmlns:w16cid="http://schemas.microsoft.com/office/word/2016/wordml/cid" xmlns="http://schemas.microsoft.com/office/tasks/2019/documenttasks" xmlns:cr="http://schemas.microsoft.com/office/comments/2020/reactions"/>
 </file>
 
 <file path=word/styles.xml><?xml version="1.0" encoding="utf-8"?>
